--- a/Rahasya/Rahasya-1.docx
+++ b/Rahasya/Rahasya-1.docx
@@ -980,7 +980,19 @@
         <w:rPr>
           <w:rFonts w:ascii="Courier New" w:hAnsi="Courier New" w:cs="Courier New"/>
         </w:rPr>
-        <w:t xml:space="preserve"> the boy takes the rod and pierces it to the legs of the </w:t>
+        <w:t xml:space="preserve"> the boy </w:t>
+      </w:r>
+      <w:r>
+        <w:rPr>
+          <w:rFonts w:ascii="Courier New" w:hAnsi="Courier New" w:cs="Courier New"/>
+        </w:rPr>
+        <w:t>picks up a</w:t>
+      </w:r>
+      <w:r>
+        <w:rPr>
+          <w:rFonts w:ascii="Courier New" w:hAnsi="Courier New" w:cs="Courier New"/>
+        </w:rPr>
+        <w:t xml:space="preserve"> rod and pierces it to the legs of the </w:t>
       </w:r>
       <w:r>
         <w:rPr>
@@ -1053,7 +1065,19 @@
         <w:rPr>
           <w:rFonts w:ascii="Courier New" w:hAnsi="Courier New" w:cs="Courier New"/>
         </w:rPr>
-        <w:t>his brother while the other guy pulls him</w:t>
+        <w:t xml:space="preserve">his </w:t>
+      </w:r>
+      <w:r>
+        <w:rPr>
+          <w:rFonts w:ascii="Courier New" w:hAnsi="Courier New" w:cs="Courier New"/>
+        </w:rPr>
+        <w:t>brother-in-law</w:t>
+      </w:r>
+      <w:r>
+        <w:rPr>
+          <w:rFonts w:ascii="Courier New" w:hAnsi="Courier New" w:cs="Courier New"/>
+        </w:rPr>
+        <w:t xml:space="preserve"> while the other guy pulls him</w:t>
       </w:r>
     </w:p>
     <w:p>
@@ -1309,7 +1333,19 @@
           <w:rFonts w:ascii="Courier New" w:hAnsi="Courier New" w:cs="Courier New"/>
         </w:rPr>
         <w:br/>
-        <w:t xml:space="preserve">the M.P. tomorrow </w:t>
+        <w:t>the M</w:t>
+      </w:r>
+      <w:r>
+        <w:rPr>
+          <w:rFonts w:ascii="Courier New" w:hAnsi="Courier New" w:cs="Courier New"/>
+        </w:rPr>
+        <w:t>LA</w:t>
+      </w:r>
+      <w:r>
+        <w:rPr>
+          <w:rFonts w:ascii="Courier New" w:hAnsi="Courier New" w:cs="Courier New"/>
+        </w:rPr>
+        <w:t xml:space="preserve"> tomorrow </w:t>
       </w:r>
     </w:p>
     <w:p>
@@ -1457,19 +1493,7 @@
         <w:rPr>
           <w:rFonts w:ascii="Courier New" w:hAnsi="Courier New" w:cs="Courier New"/>
         </w:rPr>
-        <w:t>It begins to rain. Suddenly, the driver hits the breaks hard. There is a Man standing against his bike parked to block the road. The Man’s face is not visible because of</w:t>
-      </w:r>
-      <w:r>
-        <w:rPr>
-          <w:rFonts w:ascii="Courier New" w:hAnsi="Courier New" w:cs="Courier New"/>
-        </w:rPr>
-        <w:t xml:space="preserve"> the</w:t>
-      </w:r>
-      <w:r>
-        <w:rPr>
-          <w:rFonts w:ascii="Courier New" w:hAnsi="Courier New" w:cs="Courier New"/>
-        </w:rPr>
-        <w:t xml:space="preserve"> rain, mist, fog, and darkness.</w:t>
+        <w:t xml:space="preserve">It begins to rain. </w:t>
       </w:r>
     </w:p>
     <w:p>
@@ -1481,11 +1505,24 @@
           <w:rFonts w:ascii="Courier New" w:hAnsi="Courier New" w:cs="Courier New"/>
         </w:rPr>
       </w:pPr>
-      <w:r>
-        <w:rPr>
-          <w:rFonts w:ascii="Courier New" w:hAnsi="Courier New" w:cs="Courier New"/>
-        </w:rPr>
-        <w:t>The P.A. gets down shouting at the standing Man. The Man starts to walk towards the car, takes out a gun and shoots the P.A. on his legs. The P.A. falls to the ground shouting in pain and agony.</w:t>
+      <w:bookmarkStart w:id="0" w:name="_Hlk121816542"/>
+      <w:r>
+        <w:rPr>
+          <w:rFonts w:ascii="Courier New" w:hAnsi="Courier New" w:cs="Courier New"/>
+        </w:rPr>
+        <w:t>Suddenly, the driver hits the breaks hard. There is a Man standing against his bike parked to block the road. The Man’s face is not visible because of</w:t>
+      </w:r>
+      <w:r>
+        <w:rPr>
+          <w:rFonts w:ascii="Courier New" w:hAnsi="Courier New" w:cs="Courier New"/>
+        </w:rPr>
+        <w:t xml:space="preserve"> the</w:t>
+      </w:r>
+      <w:r>
+        <w:rPr>
+          <w:rFonts w:ascii="Courier New" w:hAnsi="Courier New" w:cs="Courier New"/>
+        </w:rPr>
+        <w:t xml:space="preserve"> rain, mist, fog, and darkness.</w:t>
       </w:r>
     </w:p>
     <w:p>
@@ -1501,37 +1538,19 @@
         <w:rPr>
           <w:rFonts w:ascii="Courier New" w:hAnsi="Courier New" w:cs="Courier New"/>
         </w:rPr>
-        <w:t>Looking at this</w:t>
-      </w:r>
-      <w:r>
-        <w:rPr>
-          <w:rFonts w:ascii="Courier New" w:hAnsi="Courier New" w:cs="Courier New"/>
-        </w:rPr>
-        <w:t>,</w:t>
-      </w:r>
-      <w:r>
-        <w:rPr>
-          <w:rFonts w:ascii="Courier New" w:hAnsi="Courier New" w:cs="Courier New"/>
-        </w:rPr>
-        <w:t xml:space="preserve"> the driver </w:t>
-      </w:r>
-      <w:r>
-        <w:rPr>
-          <w:rFonts w:ascii="Courier New" w:hAnsi="Courier New" w:cs="Courier New"/>
-        </w:rPr>
-        <w:t xml:space="preserve">gets out of the car and tries to </w:t>
-      </w:r>
-      <w:r>
-        <w:rPr>
-          <w:rFonts w:ascii="Courier New" w:hAnsi="Courier New" w:cs="Courier New"/>
-        </w:rPr>
-        <w:t>run but</w:t>
-      </w:r>
-      <w:r>
-        <w:rPr>
-          <w:rFonts w:ascii="Courier New" w:hAnsi="Courier New" w:cs="Courier New"/>
-        </w:rPr>
-        <w:t xml:space="preserve"> slips and hits his head to a rock.</w:t>
+        <w:t xml:space="preserve">The P.A. gets down shouting at the standing Man. The Man starts to walk towards the car, takes out a gun and shoots the P.A. on his </w:t>
+      </w:r>
+      <w:r>
+        <w:rPr>
+          <w:rFonts w:ascii="Courier New" w:hAnsi="Courier New" w:cs="Courier New"/>
+        </w:rPr>
+        <w:t>thighs</w:t>
+      </w:r>
+      <w:r>
+        <w:rPr>
+          <w:rFonts w:ascii="Courier New" w:hAnsi="Courier New" w:cs="Courier New"/>
+        </w:rPr>
+        <w:t>. The P.A. falls to the ground shouting in pain.</w:t>
       </w:r>
     </w:p>
     <w:p>
@@ -1547,7 +1566,37 @@
         <w:rPr>
           <w:rFonts w:ascii="Courier New" w:hAnsi="Courier New" w:cs="Courier New"/>
         </w:rPr>
-        <w:t>The rich man wakes up, slurs, and looks around with a blurred vision.</w:t>
+        <w:t>Looking at this</w:t>
+      </w:r>
+      <w:r>
+        <w:rPr>
+          <w:rFonts w:ascii="Courier New" w:hAnsi="Courier New" w:cs="Courier New"/>
+        </w:rPr>
+        <w:t>,</w:t>
+      </w:r>
+      <w:r>
+        <w:rPr>
+          <w:rFonts w:ascii="Courier New" w:hAnsi="Courier New" w:cs="Courier New"/>
+        </w:rPr>
+        <w:t xml:space="preserve"> the driver </w:t>
+      </w:r>
+      <w:r>
+        <w:rPr>
+          <w:rFonts w:ascii="Courier New" w:hAnsi="Courier New" w:cs="Courier New"/>
+        </w:rPr>
+        <w:t xml:space="preserve">gets out of the car and tries to </w:t>
+      </w:r>
+      <w:r>
+        <w:rPr>
+          <w:rFonts w:ascii="Courier New" w:hAnsi="Courier New" w:cs="Courier New"/>
+        </w:rPr>
+        <w:t>run but</w:t>
+      </w:r>
+      <w:r>
+        <w:rPr>
+          <w:rFonts w:ascii="Courier New" w:hAnsi="Courier New" w:cs="Courier New"/>
+        </w:rPr>
+        <w:t xml:space="preserve"> slips and hits his head to a rock.</w:t>
       </w:r>
     </w:p>
     <w:p>
@@ -1563,13 +1612,7 @@
         <w:rPr>
           <w:rFonts w:ascii="Courier New" w:hAnsi="Courier New" w:cs="Courier New"/>
         </w:rPr>
-        <w:t>The man with the gun walks towards the drunk man and opens the car door.</w:t>
-      </w:r>
-      <w:r>
-        <w:rPr>
-          <w:rFonts w:ascii="Courier New" w:hAnsi="Courier New" w:cs="Courier New"/>
-        </w:rPr>
-        <w:t xml:space="preserve"> The drunk man gets sobered up immediately in shock when he looks at the man with the gun.</w:t>
+        <w:t>The rich man wakes up, slurs, and looks around with a blurred vision.</w:t>
       </w:r>
     </w:p>
     <w:p>
@@ -1577,46 +1620,21 @@
         <w:tabs>
           <w:tab w:val="left" w:pos="3299"/>
         </w:tabs>
-        <w:jc w:val="center"/>
-        <w:rPr>
-          <w:rFonts w:ascii="Courier New" w:hAnsi="Courier New" w:cs="Courier New"/>
-        </w:rPr>
-      </w:pPr>
-      <w:r>
-        <w:rPr>
-          <w:rFonts w:ascii="Courier New" w:hAnsi="Courier New" w:cs="Courier New"/>
-        </w:rPr>
-        <w:t xml:space="preserve">THE </w:t>
-      </w:r>
-      <w:r>
-        <w:rPr>
-          <w:rFonts w:ascii="Courier New" w:hAnsi="Courier New" w:cs="Courier New"/>
-        </w:rPr>
-        <w:t>DRUNK</w:t>
-      </w:r>
-      <w:r>
-        <w:rPr>
-          <w:rFonts w:ascii="Courier New" w:hAnsi="Courier New" w:cs="Courier New"/>
-        </w:rPr>
-        <w:t xml:space="preserve"> MAN</w:t>
-      </w:r>
-      <w:r>
-        <w:rPr>
-          <w:rFonts w:ascii="Courier New" w:hAnsi="Courier New" w:cs="Courier New"/>
-        </w:rPr>
-        <w:br/>
-      </w:r>
-      <w:r>
-        <w:rPr>
-          <w:rFonts w:ascii="Courier New" w:hAnsi="Courier New" w:cs="Courier New"/>
-        </w:rPr>
-        <w:t>Judas</w:t>
-      </w:r>
-      <w:r>
-        <w:rPr>
-          <w:rFonts w:ascii="Courier New" w:hAnsi="Courier New" w:cs="Courier New"/>
-        </w:rPr>
-        <w:t>!</w:t>
+        <w:rPr>
+          <w:rFonts w:ascii="Courier New" w:hAnsi="Courier New" w:cs="Courier New"/>
+        </w:rPr>
+      </w:pPr>
+      <w:r>
+        <w:rPr>
+          <w:rFonts w:ascii="Courier New" w:hAnsi="Courier New" w:cs="Courier New"/>
+        </w:rPr>
+        <w:t>The man with the gun walks towards the drunk man and opens the car door.</w:t>
+      </w:r>
+      <w:r>
+        <w:rPr>
+          <w:rFonts w:ascii="Courier New" w:hAnsi="Courier New" w:cs="Courier New"/>
+        </w:rPr>
+        <w:t xml:space="preserve"> The drunk man gets sobered up immediately in shock when he looks at the man with the gun.</w:t>
       </w:r>
     </w:p>
     <w:p>
@@ -1633,28 +1651,37 @@
         <w:rPr>
           <w:rFonts w:ascii="Courier New" w:hAnsi="Courier New" w:cs="Courier New"/>
         </w:rPr>
-        <w:t>THE MAN WITH THE GUN</w:t>
-      </w:r>
-      <w:r>
-        <w:rPr>
-          <w:rFonts w:ascii="Courier New" w:hAnsi="Courier New" w:cs="Courier New"/>
-        </w:rPr>
-        <w:br/>
-        <w:t>Periyavaran…!</w:t>
-      </w:r>
-      <w:r>
-        <w:rPr>
-          <w:rFonts w:ascii="Courier New" w:hAnsi="Courier New" w:cs="Courier New"/>
-        </w:rPr>
-        <w:br/>
-        <w:t>You are drunk!</w:t>
-      </w:r>
-      <w:r>
-        <w:rPr>
-          <w:rFonts w:ascii="Courier New" w:hAnsi="Courier New" w:cs="Courier New"/>
-        </w:rPr>
-        <w:br/>
-        <w:t>I will not kill you now</w:t>
+        <w:t xml:space="preserve">THE </w:t>
+      </w:r>
+      <w:r>
+        <w:rPr>
+          <w:rFonts w:ascii="Courier New" w:hAnsi="Courier New" w:cs="Courier New"/>
+        </w:rPr>
+        <w:t>DRUNK</w:t>
+      </w:r>
+      <w:r>
+        <w:rPr>
+          <w:rFonts w:ascii="Courier New" w:hAnsi="Courier New" w:cs="Courier New"/>
+        </w:rPr>
+        <w:t xml:space="preserve"> MAN</w:t>
+      </w:r>
+      <w:r>
+        <w:rPr>
+          <w:rFonts w:ascii="Courier New" w:hAnsi="Courier New" w:cs="Courier New"/>
+        </w:rPr>
+        <w:br/>
+      </w:r>
+      <w:r>
+        <w:rPr>
+          <w:rFonts w:ascii="Courier New" w:hAnsi="Courier New" w:cs="Courier New"/>
+        </w:rPr>
+        <w:t>Judas</w:t>
+      </w:r>
+      <w:r>
+        <w:rPr>
+          <w:rFonts w:ascii="Courier New" w:hAnsi="Courier New" w:cs="Courier New"/>
+        </w:rPr>
+        <w:t>!</w:t>
       </w:r>
     </w:p>
     <w:p>
@@ -1662,65 +1689,40 @@
         <w:tabs>
           <w:tab w:val="left" w:pos="3299"/>
         </w:tabs>
-        <w:rPr>
-          <w:rFonts w:ascii="Courier New" w:hAnsi="Courier New" w:cs="Courier New"/>
-        </w:rPr>
-      </w:pPr>
-      <w:r>
-        <w:rPr>
-          <w:rFonts w:ascii="Courier New" w:hAnsi="Courier New" w:cs="Courier New"/>
-        </w:rPr>
-        <w:t xml:space="preserve">Periyavaran falls out of the car. </w:t>
-      </w:r>
-      <w:r>
-        <w:rPr>
-          <w:rFonts w:ascii="Courier New" w:hAnsi="Courier New" w:cs="Courier New"/>
-        </w:rPr>
-        <w:t xml:space="preserve">Judas </w:t>
-      </w:r>
-      <w:r>
-        <w:rPr>
-          <w:rFonts w:ascii="Courier New" w:hAnsi="Courier New" w:cs="Courier New"/>
-        </w:rPr>
-        <w:t xml:space="preserve">then walks towards the P.A. who is sitting against the car taking deep breaths. </w:t>
-      </w:r>
-      <w:r>
-        <w:rPr>
-          <w:rFonts w:ascii="Courier New" w:hAnsi="Courier New" w:cs="Courier New"/>
-        </w:rPr>
-        <w:t xml:space="preserve">Judas </w:t>
-      </w:r>
-      <w:r>
-        <w:rPr>
-          <w:rFonts w:ascii="Courier New" w:hAnsi="Courier New" w:cs="Courier New"/>
-        </w:rPr>
-        <w:t xml:space="preserve">then takes out the phone from the </w:t>
-      </w:r>
-      <w:r>
-        <w:rPr>
-          <w:rFonts w:ascii="Courier New" w:hAnsi="Courier New" w:cs="Courier New"/>
-        </w:rPr>
-        <w:t>P.A’s</w:t>
-      </w:r>
-      <w:r>
-        <w:rPr>
-          <w:rFonts w:ascii="Courier New" w:hAnsi="Courier New" w:cs="Courier New"/>
-        </w:rPr>
-        <w:t xml:space="preserve"> pocket and dials a contact named </w:t>
-      </w:r>
-      <w:r>
-        <w:rPr>
-          <w:rFonts w:ascii="Courier New" w:hAnsi="Courier New" w:cs="Courier New"/>
-        </w:rPr>
-        <w:t>Ravana</w:t>
-      </w:r>
-      <w:r>
-        <w:rPr>
-          <w:rFonts w:ascii="Courier New" w:hAnsi="Courier New" w:cs="Courier New"/>
-        </w:rPr>
-        <w:t>.</w:t>
-      </w:r>
-    </w:p>
+        <w:jc w:val="center"/>
+        <w:rPr>
+          <w:rFonts w:ascii="Courier New" w:hAnsi="Courier New" w:cs="Courier New"/>
+        </w:rPr>
+      </w:pPr>
+      <w:r>
+        <w:rPr>
+          <w:rFonts w:ascii="Courier New" w:hAnsi="Courier New" w:cs="Courier New"/>
+        </w:rPr>
+        <w:t>THE MAN WITH THE GUN</w:t>
+      </w:r>
+      <w:r>
+        <w:rPr>
+          <w:rFonts w:ascii="Courier New" w:hAnsi="Courier New" w:cs="Courier New"/>
+        </w:rPr>
+        <w:br/>
+        <w:t>Periyavaran…!</w:t>
+      </w:r>
+      <w:r>
+        <w:rPr>
+          <w:rFonts w:ascii="Courier New" w:hAnsi="Courier New" w:cs="Courier New"/>
+        </w:rPr>
+        <w:br/>
+        <w:t>You are drunk!</w:t>
+      </w:r>
+      <w:r>
+        <w:rPr>
+          <w:rFonts w:ascii="Courier New" w:hAnsi="Courier New" w:cs="Courier New"/>
+        </w:rPr>
+        <w:br/>
+        <w:t>I will not kill you now</w:t>
+      </w:r>
+    </w:p>
+    <w:bookmarkEnd w:id="0"/>
     <w:p>
       <w:pPr>
         <w:tabs>
@@ -1733,10 +1735,86 @@
       <w:r>
         <w:rPr>
           <w:rFonts w:ascii="Courier New" w:hAnsi="Courier New" w:cs="Courier New"/>
+        </w:rPr>
+        <w:t xml:space="preserve">Periyavaran falls out of the car. </w:t>
+      </w:r>
+      <w:r>
+        <w:rPr>
+          <w:rFonts w:ascii="Courier New" w:hAnsi="Courier New" w:cs="Courier New"/>
+        </w:rPr>
+        <w:t>Judas</w:t>
+      </w:r>
+      <w:r>
+        <w:rPr>
+          <w:rFonts w:ascii="Courier New" w:hAnsi="Courier New" w:cs="Courier New"/>
+        </w:rPr>
+        <w:t xml:space="preserve"> shoots on his knees</w:t>
+      </w:r>
+      <w:r>
+        <w:rPr>
+          <w:rFonts w:ascii="Courier New" w:hAnsi="Courier New" w:cs="Courier New"/>
+        </w:rPr>
+        <w:t xml:space="preserve"> </w:t>
+      </w:r>
+      <w:r>
+        <w:rPr>
+          <w:rFonts w:ascii="Courier New" w:hAnsi="Courier New" w:cs="Courier New"/>
+        </w:rPr>
+        <w:t xml:space="preserve">then walks towards the P.A. who is sitting against the car taking deep breaths. </w:t>
+      </w:r>
+      <w:r>
+        <w:rPr>
+          <w:rFonts w:ascii="Courier New" w:hAnsi="Courier New" w:cs="Courier New"/>
+        </w:rPr>
+        <w:lastRenderedPageBreak/>
+        <w:t xml:space="preserve">Judas </w:t>
+      </w:r>
+      <w:r>
+        <w:rPr>
+          <w:rFonts w:ascii="Courier New" w:hAnsi="Courier New" w:cs="Courier New"/>
+        </w:rPr>
+        <w:t xml:space="preserve">then takes out the phone from the </w:t>
+      </w:r>
+      <w:r>
+        <w:rPr>
+          <w:rFonts w:ascii="Courier New" w:hAnsi="Courier New" w:cs="Courier New"/>
+        </w:rPr>
+        <w:t>P.A’s</w:t>
+      </w:r>
+      <w:r>
+        <w:rPr>
+          <w:rFonts w:ascii="Courier New" w:hAnsi="Courier New" w:cs="Courier New"/>
+        </w:rPr>
+        <w:t xml:space="preserve"> pocket and dials a contact named </w:t>
+      </w:r>
+      <w:r>
+        <w:rPr>
+          <w:rFonts w:ascii="Courier New" w:hAnsi="Courier New" w:cs="Courier New"/>
+        </w:rPr>
+        <w:t>Ravana</w:t>
+      </w:r>
+      <w:r>
+        <w:rPr>
+          <w:rFonts w:ascii="Courier New" w:hAnsi="Courier New" w:cs="Courier New"/>
+        </w:rPr>
+        <w:t>.</w:t>
+      </w:r>
+    </w:p>
+    <w:p>
+      <w:pPr>
+        <w:tabs>
+          <w:tab w:val="left" w:pos="3299"/>
+        </w:tabs>
+        <w:rPr>
+          <w:rFonts w:ascii="Courier New" w:hAnsi="Courier New" w:cs="Courier New"/>
+        </w:rPr>
+      </w:pPr>
+      <w:r>
+        <w:rPr>
+          <w:rFonts w:ascii="Courier New" w:hAnsi="Courier New" w:cs="Courier New"/>
           <w:b/>
           <w:bCs/>
         </w:rPr>
-        <w:lastRenderedPageBreak/>
         <w:t>At the same time</w:t>
       </w:r>
       <w:r>
@@ -2359,6 +2437,7 @@
           <w:szCs w:val="26"/>
           <w:u w:val="single"/>
         </w:rPr>
+        <w:lastRenderedPageBreak/>
         <w:br/>
       </w:r>
     </w:p>
@@ -2382,342 +2461,583 @@
           <w:szCs w:val="26"/>
           <w:u w:val="single"/>
         </w:rPr>
+        <w:t>SCENE – 3</w:t>
+      </w:r>
+    </w:p>
+    <w:p>
+      <w:pPr>
+        <w:rPr>
+          <w:rFonts w:ascii="Courier New" w:hAnsi="Courier New" w:cs="Courier New"/>
+        </w:rPr>
+      </w:pPr>
+      <w:r>
+        <w:rPr>
+          <w:rFonts w:ascii="Courier New" w:hAnsi="Courier New" w:cs="Courier New"/>
+        </w:rPr>
+        <w:t>A police officer brings the kid to an orphanage</w:t>
+      </w:r>
+      <w:r>
+        <w:rPr>
+          <w:rFonts w:ascii="Courier New" w:hAnsi="Courier New" w:cs="Courier New"/>
+        </w:rPr>
+        <w:t xml:space="preserve">. It’s lunch time. </w:t>
+      </w:r>
+      <w:r>
+        <w:rPr>
+          <w:rFonts w:ascii="Courier New" w:hAnsi="Courier New" w:cs="Courier New"/>
+        </w:rPr>
+        <w:t>The officer</w:t>
+      </w:r>
+      <w:r>
+        <w:rPr>
+          <w:rFonts w:ascii="Courier New" w:hAnsi="Courier New" w:cs="Courier New"/>
+        </w:rPr>
+        <w:t xml:space="preserve"> makes the boy to sit </w:t>
+      </w:r>
+      <w:r>
+        <w:rPr>
+          <w:rFonts w:ascii="Courier New" w:hAnsi="Courier New" w:cs="Courier New"/>
+        </w:rPr>
+        <w:t>outside,</w:t>
+      </w:r>
+      <w:r>
+        <w:rPr>
+          <w:rFonts w:ascii="Courier New" w:hAnsi="Courier New" w:cs="Courier New"/>
+        </w:rPr>
+        <w:t xml:space="preserve"> and he goes into an office to meet a </w:t>
+      </w:r>
+      <w:r>
+        <w:rPr>
+          <w:rFonts w:ascii="Courier New" w:hAnsi="Courier New" w:cs="Courier New"/>
+        </w:rPr>
+        <w:t xml:space="preserve">woman </w:t>
+      </w:r>
+      <w:r>
+        <w:rPr>
+          <w:rFonts w:ascii="Courier New" w:hAnsi="Courier New" w:cs="Courier New"/>
+        </w:rPr>
+        <w:t xml:space="preserve">named Shanthamma </w:t>
+      </w:r>
+      <w:r>
+        <w:rPr>
+          <w:rFonts w:ascii="Courier New" w:hAnsi="Courier New" w:cs="Courier New"/>
+        </w:rPr>
+        <w:t>who oversees the orphanage.</w:t>
+      </w:r>
+    </w:p>
+    <w:p>
+      <w:pPr>
+        <w:rPr>
+          <w:rFonts w:ascii="Courier New" w:hAnsi="Courier New" w:cs="Courier New"/>
+        </w:rPr>
+      </w:pPr>
+      <w:r>
+        <w:rPr>
+          <w:rFonts w:ascii="Courier New" w:hAnsi="Courier New" w:cs="Courier New"/>
+        </w:rPr>
+        <w:t>The woman will be discussing something with another boy (~16)</w:t>
+      </w:r>
+    </w:p>
+    <w:p>
+      <w:pPr>
+        <w:jc w:val="center"/>
+        <w:rPr>
+          <w:rFonts w:ascii="Courier New" w:hAnsi="Courier New" w:cs="Courier New"/>
+        </w:rPr>
+      </w:pPr>
+      <w:r>
+        <w:rPr>
+          <w:rFonts w:ascii="Courier New" w:hAnsi="Courier New" w:cs="Courier New"/>
+        </w:rPr>
+        <w:t>SHANTHAMMA</w:t>
+      </w:r>
+      <w:r>
+        <w:rPr>
+          <w:rFonts w:ascii="Courier New" w:hAnsi="Courier New" w:cs="Courier New"/>
+        </w:rPr>
+        <w:br/>
+        <w:t>Hi sir!</w:t>
+      </w:r>
+    </w:p>
+    <w:p>
+      <w:pPr>
+        <w:jc w:val="center"/>
+        <w:rPr>
+          <w:rFonts w:ascii="Courier New" w:hAnsi="Courier New" w:cs="Courier New"/>
+        </w:rPr>
+      </w:pPr>
+      <w:r>
+        <w:rPr>
+          <w:rFonts w:ascii="Courier New" w:hAnsi="Courier New" w:cs="Courier New"/>
+        </w:rPr>
+        <w:t>THE OFFICER</w:t>
+      </w:r>
+      <w:r>
+        <w:rPr>
+          <w:rFonts w:ascii="Courier New" w:hAnsi="Courier New" w:cs="Courier New"/>
+        </w:rPr>
+        <w:br/>
+      </w:r>
+      <w:r>
+        <w:rPr>
+          <w:rFonts w:ascii="Courier New" w:hAnsi="Courier New" w:cs="Courier New"/>
+        </w:rPr>
+        <w:t>H</w:t>
+      </w:r>
+      <w:r>
+        <w:rPr>
+          <w:rFonts w:ascii="Courier New" w:hAnsi="Courier New" w:cs="Courier New"/>
+        </w:rPr>
+        <w:t>ello!</w:t>
+      </w:r>
+      <w:r>
+        <w:rPr>
+          <w:rFonts w:ascii="Courier New" w:hAnsi="Courier New" w:cs="Courier New"/>
+        </w:rPr>
+        <w:br/>
+        <w:t>(points to the boy</w:t>
+      </w:r>
+      <w:r>
+        <w:rPr>
+          <w:rFonts w:ascii="Courier New" w:hAnsi="Courier New" w:cs="Courier New"/>
+        </w:rPr>
+        <w:br/>
+        <w:t>through the window)</w:t>
+      </w:r>
+    </w:p>
+    <w:p>
+      <w:pPr>
+        <w:jc w:val="center"/>
+        <w:rPr>
+          <w:rFonts w:ascii="Courier New" w:hAnsi="Courier New" w:cs="Courier New"/>
+        </w:rPr>
+      </w:pPr>
+      <w:r>
+        <w:rPr>
+          <w:rFonts w:ascii="Courier New" w:hAnsi="Courier New" w:cs="Courier New"/>
+        </w:rPr>
+        <w:t>SHANTHAMMA</w:t>
+      </w:r>
+      <w:r>
+        <w:rPr>
+          <w:rFonts w:ascii="Courier New" w:hAnsi="Courier New" w:cs="Courier New"/>
+        </w:rPr>
+        <w:br/>
+        <w:t>(looks at the boy)</w:t>
+      </w:r>
+      <w:r>
+        <w:rPr>
+          <w:rFonts w:ascii="Courier New" w:hAnsi="Courier New" w:cs="Courier New"/>
+        </w:rPr>
+        <w:br/>
+      </w:r>
+      <w:r>
+        <w:rPr>
+          <w:rFonts w:ascii="Courier New" w:hAnsi="Courier New" w:cs="Courier New"/>
+        </w:rPr>
+        <w:t>W</w:t>
+      </w:r>
+      <w:r>
+        <w:rPr>
+          <w:rFonts w:ascii="Courier New" w:hAnsi="Courier New" w:cs="Courier New"/>
+        </w:rPr>
+        <w:t>ho is that boy?</w:t>
+      </w:r>
+      <w:r>
+        <w:rPr>
+          <w:rFonts w:ascii="Courier New" w:hAnsi="Courier New" w:cs="Courier New"/>
+        </w:rPr>
+        <w:br/>
+      </w:r>
+      <w:r>
+        <w:rPr>
+          <w:rFonts w:ascii="Courier New" w:hAnsi="Courier New" w:cs="Courier New"/>
+        </w:rPr>
+        <w:t>W</w:t>
+      </w:r>
+      <w:r>
+        <w:rPr>
+          <w:rFonts w:ascii="Courier New" w:hAnsi="Courier New" w:cs="Courier New"/>
+        </w:rPr>
+        <w:t xml:space="preserve">here did you </w:t>
+      </w:r>
+      <w:r>
+        <w:rPr>
+          <w:rFonts w:ascii="Courier New" w:hAnsi="Courier New" w:cs="Courier New"/>
+        </w:rPr>
+        <w:t>find</w:t>
+      </w:r>
+      <w:r>
+        <w:rPr>
+          <w:rFonts w:ascii="Courier New" w:hAnsi="Courier New" w:cs="Courier New"/>
+        </w:rPr>
+        <w:t xml:space="preserve"> him?</w:t>
+      </w:r>
+    </w:p>
+    <w:p>
+      <w:pPr>
+        <w:jc w:val="center"/>
+        <w:rPr>
+          <w:rFonts w:ascii="Courier New" w:hAnsi="Courier New" w:cs="Courier New"/>
+        </w:rPr>
+      </w:pPr>
+      <w:r>
+        <w:rPr>
+          <w:rFonts w:ascii="Courier New" w:hAnsi="Courier New" w:cs="Courier New"/>
+        </w:rPr>
+        <w:t>THE OFFICER</w:t>
+      </w:r>
+      <w:r>
+        <w:rPr>
+          <w:rFonts w:ascii="Courier New" w:hAnsi="Courier New" w:cs="Courier New"/>
+        </w:rPr>
+        <w:br/>
+      </w:r>
+      <w:r>
+        <w:rPr>
+          <w:rFonts w:ascii="Courier New" w:hAnsi="Courier New" w:cs="Courier New"/>
+        </w:rPr>
+        <w:t>This boy had</w:t>
+      </w:r>
+      <w:r>
+        <w:rPr>
+          <w:rFonts w:ascii="Courier New" w:hAnsi="Courier New" w:cs="Courier New"/>
+        </w:rPr>
+        <w:br/>
+      </w:r>
+      <w:r>
+        <w:rPr>
+          <w:rFonts w:ascii="Courier New" w:hAnsi="Courier New" w:cs="Courier New"/>
+        </w:rPr>
+        <w:t>killed a man</w:t>
+      </w:r>
+      <w:r>
+        <w:rPr>
+          <w:rFonts w:ascii="Courier New" w:hAnsi="Courier New" w:cs="Courier New"/>
+        </w:rPr>
+        <w:t xml:space="preserve"> who </w:t>
+      </w:r>
+      <w:r>
+        <w:rPr>
+          <w:rFonts w:ascii="Courier New" w:hAnsi="Courier New" w:cs="Courier New"/>
+        </w:rPr>
+        <w:t>murdered</w:t>
+      </w:r>
+      <w:r>
+        <w:rPr>
+          <w:rFonts w:ascii="Courier New" w:hAnsi="Courier New" w:cs="Courier New"/>
+        </w:rPr>
+        <w:br/>
+        <w:t xml:space="preserve">his father </w:t>
+      </w:r>
+      <w:r>
+        <w:rPr>
+          <w:rFonts w:ascii="Courier New" w:hAnsi="Courier New" w:cs="Courier New"/>
+        </w:rPr>
+        <w:t>and was in the</w:t>
+      </w:r>
+      <w:r>
+        <w:rPr>
+          <w:rFonts w:ascii="Courier New" w:hAnsi="Courier New" w:cs="Courier New"/>
+        </w:rPr>
+        <w:br/>
+      </w:r>
+      <w:r>
+        <w:rPr>
+          <w:rFonts w:ascii="Courier New" w:hAnsi="Courier New" w:cs="Courier New"/>
+        </w:rPr>
+        <w:t>station for 2 days.</w:t>
+      </w:r>
+      <w:r>
+        <w:rPr>
+          <w:rFonts w:ascii="Courier New" w:hAnsi="Courier New" w:cs="Courier New"/>
+        </w:rPr>
+        <w:br/>
+        <w:t>The boy has no one.</w:t>
+      </w:r>
+      <w:r>
+        <w:rPr>
+          <w:rFonts w:ascii="Courier New" w:hAnsi="Courier New" w:cs="Courier New"/>
+        </w:rPr>
+        <w:br/>
+      </w:r>
+      <w:r>
+        <w:rPr>
+          <w:rFonts w:ascii="Courier New" w:hAnsi="Courier New" w:cs="Courier New"/>
+        </w:rPr>
+        <w:t>H</w:t>
+      </w:r>
+      <w:r>
+        <w:rPr>
+          <w:rFonts w:ascii="Courier New" w:hAnsi="Courier New" w:cs="Courier New"/>
+        </w:rPr>
+        <w:t>is mother ha</w:t>
+      </w:r>
+      <w:r>
+        <w:rPr>
+          <w:rFonts w:ascii="Courier New" w:hAnsi="Courier New" w:cs="Courier New"/>
+        </w:rPr>
+        <w:t>d</w:t>
+      </w:r>
+      <w:r>
+        <w:rPr>
+          <w:rFonts w:ascii="Courier New" w:hAnsi="Courier New" w:cs="Courier New"/>
+        </w:rPr>
+        <w:t xml:space="preserve"> died in the</w:t>
+      </w:r>
+      <w:r>
+        <w:rPr>
+          <w:rFonts w:ascii="Courier New" w:hAnsi="Courier New" w:cs="Courier New"/>
+        </w:rPr>
+        <w:br/>
+      </w:r>
+      <w:r>
+        <w:rPr>
+          <w:rFonts w:ascii="Courier New" w:hAnsi="Courier New" w:cs="Courier New"/>
+        </w:rPr>
+        <w:t>tent</w:t>
+      </w:r>
+      <w:r>
+        <w:rPr>
+          <w:rFonts w:ascii="Courier New" w:hAnsi="Courier New" w:cs="Courier New"/>
+        </w:rPr>
+        <w:t xml:space="preserve"> </w:t>
+      </w:r>
+      <w:r>
+        <w:rPr>
+          <w:rFonts w:ascii="Courier New" w:hAnsi="Courier New" w:cs="Courier New"/>
+        </w:rPr>
+        <w:t>because of exhaustion.</w:t>
+      </w:r>
+    </w:p>
+    <w:p>
+      <w:pPr>
+        <w:rPr>
+          <w:rFonts w:ascii="Courier New" w:hAnsi="Courier New" w:cs="Courier New"/>
+        </w:rPr>
+      </w:pPr>
+      <w:r>
+        <w:rPr>
+          <w:rFonts w:ascii="Courier New" w:hAnsi="Courier New" w:cs="Courier New"/>
+        </w:rPr>
+        <w:t>A bunch of boys look at the sitting boy and decide to bully him. They approach the sitting boy and start to bully him.</w:t>
+      </w:r>
+    </w:p>
+    <w:p>
+      <w:pPr>
+        <w:jc w:val="center"/>
+        <w:rPr>
+          <w:rFonts w:ascii="Courier New" w:hAnsi="Courier New" w:cs="Courier New"/>
+        </w:rPr>
+      </w:pPr>
+      <w:r>
+        <w:rPr>
+          <w:rFonts w:ascii="Courier New" w:hAnsi="Courier New" w:cs="Courier New"/>
+        </w:rPr>
+        <w:t>SHANTHAMMA</w:t>
+      </w:r>
+      <w:r>
+        <w:rPr>
+          <w:rFonts w:ascii="Courier New" w:hAnsi="Courier New" w:cs="Courier New"/>
+        </w:rPr>
+        <w:br/>
+        <w:t>This little boy killed a man?</w:t>
+      </w:r>
+    </w:p>
+    <w:p>
+      <w:pPr>
+        <w:jc w:val="center"/>
+        <w:rPr>
+          <w:rFonts w:ascii="Courier New" w:hAnsi="Courier New" w:cs="Courier New"/>
+        </w:rPr>
+      </w:pPr>
+      <w:r>
+        <w:rPr>
+          <w:rFonts w:ascii="Courier New" w:hAnsi="Courier New" w:cs="Courier New"/>
+        </w:rPr>
+        <w:t>THE OFFICER</w:t>
+      </w:r>
+      <w:r>
+        <w:rPr>
+          <w:rFonts w:ascii="Courier New" w:hAnsi="Courier New" w:cs="Courier New"/>
+        </w:rPr>
+        <w:br/>
+      </w:r>
+      <w:r>
+        <w:rPr>
+          <w:rFonts w:ascii="Courier New" w:hAnsi="Courier New" w:cs="Courier New"/>
+        </w:rPr>
+        <w:t>Y</w:t>
+      </w:r>
+      <w:r>
+        <w:rPr>
+          <w:rFonts w:ascii="Courier New" w:hAnsi="Courier New" w:cs="Courier New"/>
+        </w:rPr>
+        <w:t xml:space="preserve">eah! And it was not </w:t>
+      </w:r>
+      <w:r>
+        <w:rPr>
+          <w:rFonts w:ascii="Courier New" w:hAnsi="Courier New" w:cs="Courier New"/>
+        </w:rPr>
+        <w:br/>
+        <w:t>any ordinary man.</w:t>
+      </w:r>
+      <w:r>
+        <w:rPr>
+          <w:rFonts w:ascii="Courier New" w:hAnsi="Courier New" w:cs="Courier New"/>
+        </w:rPr>
+        <w:br/>
+        <w:t>It was Pa</w:t>
+      </w:r>
+      <w:r>
+        <w:rPr>
+          <w:rFonts w:ascii="Courier New" w:hAnsi="Courier New" w:cs="Courier New"/>
+        </w:rPr>
+        <w:t>la</w:t>
+      </w:r>
+      <w:r>
+        <w:rPr>
+          <w:rFonts w:ascii="Courier New" w:hAnsi="Courier New" w:cs="Courier New"/>
+        </w:rPr>
+        <w:t>ni.</w:t>
+      </w:r>
+    </w:p>
+    <w:p>
+      <w:pPr>
+        <w:jc w:val="center"/>
+        <w:rPr>
+          <w:rFonts w:ascii="Courier New" w:hAnsi="Courier New" w:cs="Courier New"/>
+        </w:rPr>
+      </w:pPr>
+      <w:r>
+        <w:rPr>
+          <w:rFonts w:ascii="Courier New" w:hAnsi="Courier New" w:cs="Courier New"/>
+        </w:rPr>
+        <w:t>SHANTHAMMA</w:t>
+      </w:r>
+      <w:r>
+        <w:rPr>
+          <w:rFonts w:ascii="Courier New" w:hAnsi="Courier New" w:cs="Courier New"/>
+        </w:rPr>
+        <w:br/>
+      </w:r>
+      <w:r>
+        <w:rPr>
+          <w:rFonts w:ascii="Courier New" w:hAnsi="Courier New" w:cs="Courier New"/>
+        </w:rPr>
+        <w:t>W</w:t>
+      </w:r>
+      <w:r>
+        <w:rPr>
+          <w:rFonts w:ascii="Courier New" w:hAnsi="Courier New" w:cs="Courier New"/>
+        </w:rPr>
+        <w:t xml:space="preserve">hat! Now what will </w:t>
+      </w:r>
+      <w:r>
+        <w:rPr>
+          <w:rFonts w:ascii="Courier New" w:hAnsi="Courier New" w:cs="Courier New"/>
+        </w:rPr>
+        <w:br/>
+        <w:t>happen to us?</w:t>
+      </w:r>
+      <w:r>
+        <w:rPr>
+          <w:rFonts w:ascii="Courier New" w:hAnsi="Courier New" w:cs="Courier New"/>
+        </w:rPr>
+        <w:br/>
+      </w:r>
+      <w:r>
+        <w:rPr>
+          <w:rFonts w:ascii="Courier New" w:hAnsi="Courier New" w:cs="Courier New"/>
+        </w:rPr>
+        <w:t>W</w:t>
+      </w:r>
+      <w:r>
+        <w:rPr>
+          <w:rFonts w:ascii="Courier New" w:hAnsi="Courier New" w:cs="Courier New"/>
+        </w:rPr>
+        <w:t>ho will take care of the</w:t>
+      </w:r>
+      <w:r>
+        <w:rPr>
+          <w:rFonts w:ascii="Courier New" w:hAnsi="Courier New" w:cs="Courier New"/>
+        </w:rPr>
+        <w:br/>
+        <w:t>business?</w:t>
+      </w:r>
+      <w:r>
+        <w:rPr>
+          <w:rFonts w:ascii="Courier New" w:hAnsi="Courier New" w:cs="Courier New"/>
+        </w:rPr>
+        <w:br/>
+        <w:t>What happened to Joseph!</w:t>
+      </w:r>
+    </w:p>
+    <w:p>
+      <w:pPr>
+        <w:jc w:val="center"/>
+        <w:rPr>
+          <w:rFonts w:ascii="Courier New" w:hAnsi="Courier New" w:cs="Courier New"/>
+        </w:rPr>
+      </w:pPr>
+      <w:r>
+        <w:rPr>
+          <w:rFonts w:ascii="Courier New" w:hAnsi="Courier New" w:cs="Courier New"/>
+        </w:rPr>
+        <w:t>THE OFFICER</w:t>
+      </w:r>
+      <w:r>
+        <w:rPr>
+          <w:rFonts w:ascii="Courier New" w:hAnsi="Courier New" w:cs="Courier New"/>
+        </w:rPr>
+        <w:br/>
+        <w:t xml:space="preserve">No idea! </w:t>
+      </w:r>
+      <w:r>
+        <w:rPr>
+          <w:rFonts w:ascii="Courier New" w:hAnsi="Courier New" w:cs="Courier New"/>
+        </w:rPr>
+        <w:t xml:space="preserve">Joseph has absconded </w:t>
+      </w:r>
+      <w:r>
+        <w:rPr>
+          <w:rFonts w:ascii="Courier New" w:hAnsi="Courier New" w:cs="Courier New"/>
+        </w:rPr>
+        <w:br/>
+      </w:r>
+      <w:r>
+        <w:rPr>
+          <w:rFonts w:ascii="Courier New" w:hAnsi="Courier New" w:cs="Courier New"/>
+        </w:rPr>
         <w:lastRenderedPageBreak/>
-        <w:t>SCENE – 3</w:t>
-      </w:r>
-    </w:p>
-    <w:p>
-      <w:pPr>
-        <w:rPr>
-          <w:rFonts w:ascii="Courier New" w:hAnsi="Courier New" w:cs="Courier New"/>
-        </w:rPr>
-      </w:pPr>
-      <w:r>
-        <w:rPr>
-          <w:rFonts w:ascii="Courier New" w:hAnsi="Courier New" w:cs="Courier New"/>
-        </w:rPr>
-        <w:t>A police officer brings the kid to an orphanage</w:t>
-      </w:r>
-      <w:r>
-        <w:rPr>
-          <w:rFonts w:ascii="Courier New" w:hAnsi="Courier New" w:cs="Courier New"/>
-        </w:rPr>
-        <w:t xml:space="preserve">. It’s lunch time. </w:t>
-      </w:r>
-      <w:r>
-        <w:rPr>
-          <w:rFonts w:ascii="Courier New" w:hAnsi="Courier New" w:cs="Courier New"/>
-        </w:rPr>
-        <w:t>The officer</w:t>
-      </w:r>
-      <w:r>
-        <w:rPr>
-          <w:rFonts w:ascii="Courier New" w:hAnsi="Courier New" w:cs="Courier New"/>
-        </w:rPr>
-        <w:t xml:space="preserve"> makes the boy to sit </w:t>
-      </w:r>
-      <w:r>
-        <w:rPr>
-          <w:rFonts w:ascii="Courier New" w:hAnsi="Courier New" w:cs="Courier New"/>
-        </w:rPr>
-        <w:t>outside,</w:t>
-      </w:r>
-      <w:r>
-        <w:rPr>
-          <w:rFonts w:ascii="Courier New" w:hAnsi="Courier New" w:cs="Courier New"/>
-        </w:rPr>
-        <w:t xml:space="preserve"> and he goes into an office to meet a </w:t>
-      </w:r>
-      <w:r>
-        <w:rPr>
-          <w:rFonts w:ascii="Courier New" w:hAnsi="Courier New" w:cs="Courier New"/>
-        </w:rPr>
-        <w:t xml:space="preserve">woman </w:t>
-      </w:r>
-      <w:r>
-        <w:rPr>
-          <w:rFonts w:ascii="Courier New" w:hAnsi="Courier New" w:cs="Courier New"/>
-        </w:rPr>
-        <w:t xml:space="preserve">named Shanthamma </w:t>
-      </w:r>
-      <w:r>
-        <w:rPr>
-          <w:rFonts w:ascii="Courier New" w:hAnsi="Courier New" w:cs="Courier New"/>
-        </w:rPr>
-        <w:t>who oversees the orphanage.</w:t>
-      </w:r>
-    </w:p>
-    <w:p>
-      <w:pPr>
-        <w:rPr>
-          <w:rFonts w:ascii="Courier New" w:hAnsi="Courier New" w:cs="Courier New"/>
-        </w:rPr>
-      </w:pPr>
-      <w:r>
-        <w:rPr>
-          <w:rFonts w:ascii="Courier New" w:hAnsi="Courier New" w:cs="Courier New"/>
-        </w:rPr>
-        <w:t>The woman will be discussing something with another boy (~16)</w:t>
-      </w:r>
-    </w:p>
-    <w:p>
-      <w:pPr>
-        <w:jc w:val="center"/>
-        <w:rPr>
-          <w:rFonts w:ascii="Courier New" w:hAnsi="Courier New" w:cs="Courier New"/>
-        </w:rPr>
-      </w:pPr>
-      <w:r>
-        <w:rPr>
-          <w:rFonts w:ascii="Courier New" w:hAnsi="Courier New" w:cs="Courier New"/>
-        </w:rPr>
-        <w:t>SHANTHAMMA</w:t>
-      </w:r>
-      <w:r>
-        <w:rPr>
-          <w:rFonts w:ascii="Courier New" w:hAnsi="Courier New" w:cs="Courier New"/>
-        </w:rPr>
-        <w:br/>
-        <w:t>Hi sir!</w:t>
-      </w:r>
-    </w:p>
-    <w:p>
-      <w:pPr>
-        <w:jc w:val="center"/>
-        <w:rPr>
-          <w:rFonts w:ascii="Courier New" w:hAnsi="Courier New" w:cs="Courier New"/>
-        </w:rPr>
-      </w:pPr>
-      <w:r>
-        <w:rPr>
-          <w:rFonts w:ascii="Courier New" w:hAnsi="Courier New" w:cs="Courier New"/>
-        </w:rPr>
-        <w:t>THE OFFICER</w:t>
-      </w:r>
-      <w:r>
-        <w:rPr>
-          <w:rFonts w:ascii="Courier New" w:hAnsi="Courier New" w:cs="Courier New"/>
-        </w:rPr>
-        <w:br/>
-      </w:r>
-      <w:r>
-        <w:rPr>
-          <w:rFonts w:ascii="Courier New" w:hAnsi="Courier New" w:cs="Courier New"/>
-        </w:rPr>
-        <w:t>H</w:t>
-      </w:r>
-      <w:r>
-        <w:rPr>
-          <w:rFonts w:ascii="Courier New" w:hAnsi="Courier New" w:cs="Courier New"/>
-        </w:rPr>
-        <w:t>ello!</w:t>
-      </w:r>
-      <w:r>
-        <w:rPr>
-          <w:rFonts w:ascii="Courier New" w:hAnsi="Courier New" w:cs="Courier New"/>
-        </w:rPr>
-        <w:br/>
-        <w:t>(points to the boy</w:t>
-      </w:r>
-      <w:r>
-        <w:rPr>
-          <w:rFonts w:ascii="Courier New" w:hAnsi="Courier New" w:cs="Courier New"/>
-        </w:rPr>
-        <w:br/>
-        <w:t>through the window)</w:t>
-      </w:r>
-    </w:p>
-    <w:p>
-      <w:pPr>
-        <w:jc w:val="center"/>
-        <w:rPr>
-          <w:rFonts w:ascii="Courier New" w:hAnsi="Courier New" w:cs="Courier New"/>
-        </w:rPr>
-      </w:pPr>
-      <w:r>
-        <w:rPr>
-          <w:rFonts w:ascii="Courier New" w:hAnsi="Courier New" w:cs="Courier New"/>
-        </w:rPr>
-        <w:t>SHANTHAMMA</w:t>
-      </w:r>
-      <w:r>
-        <w:rPr>
-          <w:rFonts w:ascii="Courier New" w:hAnsi="Courier New" w:cs="Courier New"/>
-        </w:rPr>
-        <w:br/>
-        <w:t>(looks at the boy)</w:t>
-      </w:r>
-      <w:r>
-        <w:rPr>
-          <w:rFonts w:ascii="Courier New" w:hAnsi="Courier New" w:cs="Courier New"/>
-        </w:rPr>
-        <w:br/>
-      </w:r>
-      <w:r>
-        <w:rPr>
-          <w:rFonts w:ascii="Courier New" w:hAnsi="Courier New" w:cs="Courier New"/>
-        </w:rPr>
-        <w:t>W</w:t>
-      </w:r>
-      <w:r>
-        <w:rPr>
-          <w:rFonts w:ascii="Courier New" w:hAnsi="Courier New" w:cs="Courier New"/>
-        </w:rPr>
-        <w:t>ho is that boy?</w:t>
-      </w:r>
-      <w:r>
-        <w:rPr>
-          <w:rFonts w:ascii="Courier New" w:hAnsi="Courier New" w:cs="Courier New"/>
-        </w:rPr>
-        <w:br/>
-      </w:r>
-      <w:r>
-        <w:rPr>
-          <w:rFonts w:ascii="Courier New" w:hAnsi="Courier New" w:cs="Courier New"/>
-        </w:rPr>
-        <w:t>W</w:t>
-      </w:r>
-      <w:r>
-        <w:rPr>
-          <w:rFonts w:ascii="Courier New" w:hAnsi="Courier New" w:cs="Courier New"/>
-        </w:rPr>
-        <w:t xml:space="preserve">here did you </w:t>
-      </w:r>
-      <w:r>
-        <w:rPr>
-          <w:rFonts w:ascii="Courier New" w:hAnsi="Courier New" w:cs="Courier New"/>
-        </w:rPr>
-        <w:t>find</w:t>
-      </w:r>
-      <w:r>
-        <w:rPr>
-          <w:rFonts w:ascii="Courier New" w:hAnsi="Courier New" w:cs="Courier New"/>
-        </w:rPr>
-        <w:t xml:space="preserve"> him?</w:t>
-      </w:r>
-    </w:p>
-    <w:p>
-      <w:pPr>
-        <w:jc w:val="center"/>
-        <w:rPr>
-          <w:rFonts w:ascii="Courier New" w:hAnsi="Courier New" w:cs="Courier New"/>
-        </w:rPr>
-      </w:pPr>
-      <w:r>
-        <w:rPr>
-          <w:rFonts w:ascii="Courier New" w:hAnsi="Courier New" w:cs="Courier New"/>
-        </w:rPr>
-        <w:t>THE OFFICER</w:t>
-      </w:r>
-      <w:r>
-        <w:rPr>
-          <w:rFonts w:ascii="Courier New" w:hAnsi="Courier New" w:cs="Courier New"/>
-        </w:rPr>
-        <w:br/>
-      </w:r>
-      <w:r>
-        <w:rPr>
-          <w:rFonts w:ascii="Courier New" w:hAnsi="Courier New" w:cs="Courier New"/>
-        </w:rPr>
-        <w:t>This boy had</w:t>
-      </w:r>
-      <w:r>
-        <w:rPr>
-          <w:rFonts w:ascii="Courier New" w:hAnsi="Courier New" w:cs="Courier New"/>
-        </w:rPr>
-        <w:br/>
-      </w:r>
-      <w:r>
-        <w:rPr>
-          <w:rFonts w:ascii="Courier New" w:hAnsi="Courier New" w:cs="Courier New"/>
-        </w:rPr>
-        <w:t>killed a man</w:t>
-      </w:r>
-      <w:r>
-        <w:rPr>
-          <w:rFonts w:ascii="Courier New" w:hAnsi="Courier New" w:cs="Courier New"/>
-        </w:rPr>
-        <w:t xml:space="preserve"> who </w:t>
-      </w:r>
-      <w:r>
-        <w:rPr>
-          <w:rFonts w:ascii="Courier New" w:hAnsi="Courier New" w:cs="Courier New"/>
-        </w:rPr>
-        <w:t>murdered</w:t>
-      </w:r>
-      <w:r>
-        <w:rPr>
-          <w:rFonts w:ascii="Courier New" w:hAnsi="Courier New" w:cs="Courier New"/>
-        </w:rPr>
-        <w:br/>
-        <w:t xml:space="preserve">his father </w:t>
-      </w:r>
-      <w:r>
-        <w:rPr>
-          <w:rFonts w:ascii="Courier New" w:hAnsi="Courier New" w:cs="Courier New"/>
-        </w:rPr>
-        <w:t>and was in the</w:t>
-      </w:r>
-      <w:r>
-        <w:rPr>
-          <w:rFonts w:ascii="Courier New" w:hAnsi="Courier New" w:cs="Courier New"/>
-        </w:rPr>
-        <w:br/>
-      </w:r>
-      <w:r>
-        <w:rPr>
-          <w:rFonts w:ascii="Courier New" w:hAnsi="Courier New" w:cs="Courier New"/>
-        </w:rPr>
-        <w:t>station for 2 days.</w:t>
-      </w:r>
-      <w:r>
-        <w:rPr>
-          <w:rFonts w:ascii="Courier New" w:hAnsi="Courier New" w:cs="Courier New"/>
-        </w:rPr>
-        <w:br/>
-        <w:t>The boy has no one.</w:t>
-      </w:r>
-      <w:r>
-        <w:rPr>
-          <w:rFonts w:ascii="Courier New" w:hAnsi="Courier New" w:cs="Courier New"/>
-        </w:rPr>
-        <w:br/>
-      </w:r>
-      <w:r>
-        <w:rPr>
-          <w:rFonts w:ascii="Courier New" w:hAnsi="Courier New" w:cs="Courier New"/>
-        </w:rPr>
-        <w:t>H</w:t>
-      </w:r>
-      <w:r>
-        <w:rPr>
-          <w:rFonts w:ascii="Courier New" w:hAnsi="Courier New" w:cs="Courier New"/>
-        </w:rPr>
-        <w:t>is mother ha</w:t>
-      </w:r>
-      <w:r>
-        <w:rPr>
-          <w:rFonts w:ascii="Courier New" w:hAnsi="Courier New" w:cs="Courier New"/>
-        </w:rPr>
-        <w:t>d</w:t>
-      </w:r>
-      <w:r>
-        <w:rPr>
-          <w:rFonts w:ascii="Courier New" w:hAnsi="Courier New" w:cs="Courier New"/>
-        </w:rPr>
-        <w:t xml:space="preserve"> died in the</w:t>
-      </w:r>
-      <w:r>
-        <w:rPr>
-          <w:rFonts w:ascii="Courier New" w:hAnsi="Courier New" w:cs="Courier New"/>
-        </w:rPr>
-        <w:br/>
-      </w:r>
-      <w:r>
-        <w:rPr>
-          <w:rFonts w:ascii="Courier New" w:hAnsi="Courier New" w:cs="Courier New"/>
-        </w:rPr>
-        <w:t>tent</w:t>
+        <w:t>He is still a kid</w:t>
+      </w:r>
+      <w:r>
+        <w:rPr>
+          <w:rFonts w:ascii="Courier New" w:hAnsi="Courier New" w:cs="Courier New"/>
+        </w:rPr>
+        <w:br/>
+        <w:t xml:space="preserve">I don’t want to book a case </w:t>
+      </w:r>
+      <w:r>
+        <w:rPr>
+          <w:rFonts w:ascii="Courier New" w:hAnsi="Courier New" w:cs="Courier New"/>
+        </w:rPr>
+        <w:br/>
+        <w:t>You will have to take care of him.</w:t>
+      </w:r>
+    </w:p>
+    <w:p>
+      <w:pPr>
+        <w:rPr>
+          <w:rFonts w:ascii="Courier New" w:hAnsi="Courier New" w:cs="Courier New"/>
+        </w:rPr>
+      </w:pPr>
+      <w:r>
+        <w:rPr>
+          <w:rFonts w:ascii="Courier New" w:hAnsi="Courier New" w:cs="Courier New"/>
+        </w:rPr>
+        <w:t>The officer then leaves.</w:t>
       </w:r>
       <w:r>
         <w:rPr>
@@ -2729,87 +3049,58 @@
         <w:rPr>
           <w:rFonts w:ascii="Courier New" w:hAnsi="Courier New" w:cs="Courier New"/>
         </w:rPr>
-        <w:t>because of exhaustion.</w:t>
-      </w:r>
-    </w:p>
-    <w:p>
-      <w:pPr>
-        <w:rPr>
-          <w:rFonts w:ascii="Courier New" w:hAnsi="Courier New" w:cs="Courier New"/>
-        </w:rPr>
-      </w:pPr>
-      <w:r>
-        <w:rPr>
-          <w:rFonts w:ascii="Courier New" w:hAnsi="Courier New" w:cs="Courier New"/>
-        </w:rPr>
-        <w:t>A bunch of boys look at the sitting boy and decide to bully him. They approach the sitting boy and start to bully him.</w:t>
-      </w:r>
-    </w:p>
-    <w:p>
-      <w:pPr>
-        <w:jc w:val="center"/>
-        <w:rPr>
-          <w:rFonts w:ascii="Courier New" w:hAnsi="Courier New" w:cs="Courier New"/>
-        </w:rPr>
-      </w:pPr>
-      <w:r>
-        <w:rPr>
-          <w:rFonts w:ascii="Courier New" w:hAnsi="Courier New" w:cs="Courier New"/>
-        </w:rPr>
-        <w:t>SHANTHAMMA</w:t>
-      </w:r>
-      <w:r>
-        <w:rPr>
-          <w:rFonts w:ascii="Courier New" w:hAnsi="Courier New" w:cs="Courier New"/>
-        </w:rPr>
-        <w:br/>
-        <w:t>This little boy killed a man?</w:t>
-      </w:r>
-    </w:p>
-    <w:p>
-      <w:pPr>
-        <w:jc w:val="center"/>
-        <w:rPr>
-          <w:rFonts w:ascii="Courier New" w:hAnsi="Courier New" w:cs="Courier New"/>
-        </w:rPr>
-      </w:pPr>
-      <w:r>
-        <w:rPr>
-          <w:rFonts w:ascii="Courier New" w:hAnsi="Courier New" w:cs="Courier New"/>
-        </w:rPr>
-        <w:t>THE OFFICER</w:t>
-      </w:r>
-      <w:r>
-        <w:rPr>
-          <w:rFonts w:ascii="Courier New" w:hAnsi="Courier New" w:cs="Courier New"/>
-        </w:rPr>
-        <w:br/>
-      </w:r>
-      <w:r>
-        <w:rPr>
-          <w:rFonts w:ascii="Courier New" w:hAnsi="Courier New" w:cs="Courier New"/>
-        </w:rPr>
-        <w:t>Y</w:t>
-      </w:r>
-      <w:r>
-        <w:rPr>
-          <w:rFonts w:ascii="Courier New" w:hAnsi="Courier New" w:cs="Courier New"/>
-        </w:rPr>
-        <w:t xml:space="preserve">eah! And it was not </w:t>
-      </w:r>
-      <w:r>
-        <w:rPr>
-          <w:rFonts w:ascii="Courier New" w:hAnsi="Courier New" w:cs="Courier New"/>
-        </w:rPr>
-        <w:br/>
-        <w:t>any ordinary man.</w:t>
-      </w:r>
-      <w:r>
-        <w:rPr>
-          <w:rFonts w:ascii="Courier New" w:hAnsi="Courier New" w:cs="Courier New"/>
-        </w:rPr>
-        <w:br/>
-        <w:t>It was Pa</w:t>
+        <w:t>Shanthamma</w:t>
+      </w:r>
+      <w:r>
+        <w:rPr>
+          <w:rFonts w:ascii="Courier New" w:hAnsi="Courier New" w:cs="Courier New"/>
+        </w:rPr>
+        <w:t xml:space="preserve"> asks the boy standing next to her to take the boy inside and show him around.</w:t>
+      </w:r>
+    </w:p>
+    <w:p>
+      <w:pPr>
+        <w:rPr>
+          <w:rFonts w:ascii="Courier New" w:hAnsi="Courier New" w:cs="Courier New"/>
+        </w:rPr>
+      </w:pPr>
+      <w:r>
+        <w:rPr>
+          <w:rFonts w:ascii="Courier New" w:hAnsi="Courier New" w:cs="Courier New"/>
+        </w:rPr>
+        <w:t>The boy looks at the bullies and goes towards them.</w:t>
+      </w:r>
+    </w:p>
+    <w:p>
+      <w:pPr>
+        <w:jc w:val="center"/>
+        <w:rPr>
+          <w:rFonts w:ascii="Courier New" w:hAnsi="Courier New" w:cs="Courier New"/>
+        </w:rPr>
+      </w:pPr>
+      <w:r>
+        <w:rPr>
+          <w:rFonts w:ascii="Courier New" w:hAnsi="Courier New" w:cs="Courier New"/>
+        </w:rPr>
+        <w:t>THE BOY</w:t>
+      </w:r>
+      <w:r>
+        <w:rPr>
+          <w:rFonts w:ascii="Courier New" w:hAnsi="Courier New" w:cs="Courier New"/>
+        </w:rPr>
+        <w:br/>
+      </w:r>
+      <w:r>
+        <w:rPr>
+          <w:rFonts w:ascii="Courier New" w:hAnsi="Courier New" w:cs="Courier New"/>
+        </w:rPr>
+        <w:t>T</w:t>
+      </w:r>
+      <w:r>
+        <w:rPr>
+          <w:rFonts w:ascii="Courier New" w:hAnsi="Courier New" w:cs="Courier New"/>
+        </w:rPr>
+        <w:t>his boy killed Pa</w:t>
       </w:r>
       <w:r>
         <w:rPr>
@@ -2821,135 +3112,421 @@
         <w:rPr>
           <w:rFonts w:ascii="Courier New" w:hAnsi="Courier New" w:cs="Courier New"/>
         </w:rPr>
-        <w:t>ni.</w:t>
-      </w:r>
-    </w:p>
-    <w:p>
-      <w:pPr>
-        <w:jc w:val="center"/>
-        <w:rPr>
-          <w:rFonts w:ascii="Courier New" w:hAnsi="Courier New" w:cs="Courier New"/>
-        </w:rPr>
-      </w:pPr>
-      <w:r>
-        <w:rPr>
-          <w:rFonts w:ascii="Courier New" w:hAnsi="Courier New" w:cs="Courier New"/>
-        </w:rPr>
-        <w:t>SHANTHAMMA</w:t>
-      </w:r>
-      <w:r>
-        <w:rPr>
-          <w:rFonts w:ascii="Courier New" w:hAnsi="Courier New" w:cs="Courier New"/>
-        </w:rPr>
-        <w:br/>
-      </w:r>
-      <w:r>
-        <w:rPr>
-          <w:rFonts w:ascii="Courier New" w:hAnsi="Courier New" w:cs="Courier New"/>
-        </w:rPr>
-        <w:t>W</w:t>
-      </w:r>
-      <w:r>
-        <w:rPr>
-          <w:rFonts w:ascii="Courier New" w:hAnsi="Courier New" w:cs="Courier New"/>
-        </w:rPr>
-        <w:t xml:space="preserve">hat! Now what will </w:t>
-      </w:r>
-      <w:r>
-        <w:rPr>
-          <w:rFonts w:ascii="Courier New" w:hAnsi="Courier New" w:cs="Courier New"/>
-        </w:rPr>
-        <w:br/>
-        <w:t>happen to us?</w:t>
-      </w:r>
-      <w:r>
-        <w:rPr>
-          <w:rFonts w:ascii="Courier New" w:hAnsi="Courier New" w:cs="Courier New"/>
-        </w:rPr>
-        <w:br/>
-      </w:r>
-      <w:r>
-        <w:rPr>
-          <w:rFonts w:ascii="Courier New" w:hAnsi="Courier New" w:cs="Courier New"/>
-        </w:rPr>
-        <w:t>W</w:t>
-      </w:r>
-      <w:r>
-        <w:rPr>
-          <w:rFonts w:ascii="Courier New" w:hAnsi="Courier New" w:cs="Courier New"/>
-        </w:rPr>
-        <w:t>ho will take care of the</w:t>
-      </w:r>
-      <w:r>
-        <w:rPr>
-          <w:rFonts w:ascii="Courier New" w:hAnsi="Courier New" w:cs="Courier New"/>
-        </w:rPr>
-        <w:br/>
-        <w:t>business?</w:t>
-      </w:r>
-      <w:r>
-        <w:rPr>
-          <w:rFonts w:ascii="Courier New" w:hAnsi="Courier New" w:cs="Courier New"/>
-        </w:rPr>
-        <w:br/>
-        <w:t>What happened to Joseph!</w:t>
-      </w:r>
-    </w:p>
-    <w:p>
-      <w:pPr>
-        <w:jc w:val="center"/>
-        <w:rPr>
-          <w:rFonts w:ascii="Courier New" w:hAnsi="Courier New" w:cs="Courier New"/>
-        </w:rPr>
-      </w:pPr>
-      <w:r>
-        <w:rPr>
-          <w:rFonts w:ascii="Courier New" w:hAnsi="Courier New" w:cs="Courier New"/>
-        </w:rPr>
-        <w:t>THE OFFICER</w:t>
-      </w:r>
-      <w:r>
-        <w:rPr>
-          <w:rFonts w:ascii="Courier New" w:hAnsi="Courier New" w:cs="Courier New"/>
-        </w:rPr>
-        <w:br/>
-        <w:t xml:space="preserve">No idea! </w:t>
-      </w:r>
-      <w:r>
-        <w:rPr>
-          <w:rFonts w:ascii="Courier New" w:hAnsi="Courier New" w:cs="Courier New"/>
-        </w:rPr>
-        <w:t xml:space="preserve">Joseph has absconded </w:t>
-      </w:r>
-      <w:r>
-        <w:rPr>
-          <w:rFonts w:ascii="Courier New" w:hAnsi="Courier New" w:cs="Courier New"/>
-        </w:rPr>
-        <w:br/>
-      </w:r>
-      <w:r>
-        <w:rPr>
-          <w:rFonts w:ascii="Courier New" w:hAnsi="Courier New" w:cs="Courier New"/>
-        </w:rPr>
-        <w:t>He is still a kid</w:t>
-      </w:r>
-      <w:r>
-        <w:rPr>
-          <w:rFonts w:ascii="Courier New" w:hAnsi="Courier New" w:cs="Courier New"/>
-        </w:rPr>
-        <w:br/>
-        <w:t xml:space="preserve">I don’t want to book a case </w:t>
-      </w:r>
-      <w:r>
-        <w:rPr>
-          <w:rFonts w:ascii="Courier New" w:hAnsi="Courier New" w:cs="Courier New"/>
-        </w:rPr>
-        <w:br/>
-        <w:t>You will have to take care of him.</w:t>
-      </w:r>
-    </w:p>
-    <w:p>
-      <w:pPr>
+        <w:t>ni</w:t>
+      </w:r>
+      <w:r>
+        <w:rPr>
+          <w:rFonts w:ascii="Courier New" w:hAnsi="Courier New" w:cs="Courier New"/>
+        </w:rPr>
+        <w:br/>
+        <w:t>unless you to want to get killed</w:t>
+      </w:r>
+      <w:r>
+        <w:rPr>
+          <w:rFonts w:ascii="Courier New" w:hAnsi="Courier New" w:cs="Courier New"/>
+        </w:rPr>
+        <w:br/>
+        <w:t>run away!</w:t>
+      </w:r>
+    </w:p>
+    <w:p>
+      <w:pPr>
+        <w:rPr>
+          <w:rFonts w:ascii="Courier New" w:hAnsi="Courier New" w:cs="Courier New"/>
+        </w:rPr>
+      </w:pPr>
+      <w:r>
+        <w:rPr>
+          <w:rFonts w:ascii="Courier New" w:hAnsi="Courier New" w:cs="Courier New"/>
+        </w:rPr>
+        <w:t>The boys run away.</w:t>
+      </w:r>
+    </w:p>
+    <w:p>
+      <w:pPr>
+        <w:jc w:val="center"/>
+        <w:rPr>
+          <w:rFonts w:ascii="Courier New" w:hAnsi="Courier New" w:cs="Courier New"/>
+        </w:rPr>
+      </w:pPr>
+      <w:r>
+        <w:rPr>
+          <w:rFonts w:ascii="Courier New" w:hAnsi="Courier New" w:cs="Courier New"/>
+        </w:rPr>
+        <w:t>THE BOY</w:t>
+      </w:r>
+      <w:r>
+        <w:rPr>
+          <w:rFonts w:ascii="Courier New" w:hAnsi="Courier New" w:cs="Courier New"/>
+        </w:rPr>
+        <w:br/>
+      </w:r>
+      <w:r>
+        <w:rPr>
+          <w:rFonts w:ascii="Courier New" w:hAnsi="Courier New" w:cs="Courier New"/>
+        </w:rPr>
+        <w:t>M</w:t>
+      </w:r>
+      <w:r>
+        <w:rPr>
+          <w:rFonts w:ascii="Courier New" w:hAnsi="Courier New" w:cs="Courier New"/>
+        </w:rPr>
+        <w:t>y name is Rao</w:t>
+      </w:r>
+      <w:r>
+        <w:rPr>
+          <w:rFonts w:ascii="Courier New" w:hAnsi="Courier New" w:cs="Courier New"/>
+        </w:rPr>
+        <w:br/>
+      </w:r>
+      <w:r>
+        <w:rPr>
+          <w:rFonts w:ascii="Courier New" w:hAnsi="Courier New" w:cs="Courier New"/>
+        </w:rPr>
+        <w:t>everyone</w:t>
+      </w:r>
+      <w:r>
+        <w:rPr>
+          <w:rFonts w:ascii="Courier New" w:hAnsi="Courier New" w:cs="Courier New"/>
+        </w:rPr>
+        <w:t xml:space="preserve"> here is between</w:t>
+      </w:r>
+      <w:r>
+        <w:rPr>
+          <w:rFonts w:ascii="Courier New" w:hAnsi="Courier New" w:cs="Courier New"/>
+        </w:rPr>
+        <w:br/>
+        <w:t>12 to 15 years of age</w:t>
+      </w:r>
+      <w:r>
+        <w:rPr>
+          <w:rFonts w:ascii="Courier New" w:hAnsi="Courier New" w:cs="Courier New"/>
+        </w:rPr>
+        <w:br/>
+        <w:t>but I am 16</w:t>
+      </w:r>
+      <w:r>
+        <w:rPr>
+          <w:rFonts w:ascii="Courier New" w:hAnsi="Courier New" w:cs="Courier New"/>
+        </w:rPr>
+        <w:t>. S</w:t>
+      </w:r>
+      <w:r>
+        <w:rPr>
+          <w:rFonts w:ascii="Courier New" w:hAnsi="Courier New" w:cs="Courier New"/>
+        </w:rPr>
+        <w:t>o</w:t>
+      </w:r>
+      <w:r>
+        <w:rPr>
+          <w:rFonts w:ascii="Courier New" w:hAnsi="Courier New" w:cs="Courier New"/>
+        </w:rPr>
+        <w:t>,</w:t>
+      </w:r>
+      <w:r>
+        <w:rPr>
+          <w:rFonts w:ascii="Courier New" w:hAnsi="Courier New" w:cs="Courier New"/>
+        </w:rPr>
+        <w:t xml:space="preserve"> everyone </w:t>
+      </w:r>
+      <w:r>
+        <w:rPr>
+          <w:rFonts w:ascii="Courier New" w:hAnsi="Courier New" w:cs="Courier New"/>
+        </w:rPr>
+        <w:t>calls</w:t>
+      </w:r>
+      <w:r>
+        <w:rPr>
+          <w:rFonts w:ascii="Courier New" w:hAnsi="Courier New" w:cs="Courier New"/>
+        </w:rPr>
+        <w:t xml:space="preserve"> me</w:t>
+      </w:r>
+      <w:r>
+        <w:rPr>
+          <w:rFonts w:ascii="Courier New" w:hAnsi="Courier New" w:cs="Courier New"/>
+        </w:rPr>
+        <w:t xml:space="preserve"> </w:t>
+      </w:r>
+      <w:r>
+        <w:rPr>
+          <w:rFonts w:ascii="Courier New" w:hAnsi="Courier New" w:cs="Courier New"/>
+        </w:rPr>
+        <w:t>anna</w:t>
+      </w:r>
+      <w:r>
+        <w:rPr>
+          <w:rFonts w:ascii="Courier New" w:hAnsi="Courier New" w:cs="Courier New"/>
+        </w:rPr>
+        <w:br/>
+        <w:t>What’s your name?</w:t>
+      </w:r>
+    </w:p>
+    <w:p>
+      <w:pPr>
+        <w:jc w:val="center"/>
+        <w:rPr>
+          <w:rFonts w:ascii="Courier New" w:hAnsi="Courier New" w:cs="Courier New"/>
+        </w:rPr>
+      </w:pPr>
+      <w:r>
+        <w:rPr>
+          <w:rFonts w:ascii="Courier New" w:hAnsi="Courier New" w:cs="Courier New"/>
+        </w:rPr>
+        <w:t>THE KID</w:t>
+      </w:r>
+      <w:r>
+        <w:rPr>
+          <w:rFonts w:ascii="Courier New" w:hAnsi="Courier New" w:cs="Courier New"/>
+        </w:rPr>
+        <w:br/>
+        <w:t>Ram</w:t>
+      </w:r>
+      <w:r>
+        <w:rPr>
+          <w:rFonts w:ascii="Courier New" w:hAnsi="Courier New" w:cs="Courier New"/>
+        </w:rPr>
+        <w:t>a</w:t>
+      </w:r>
+      <w:r>
+        <w:rPr>
+          <w:rFonts w:ascii="Courier New" w:hAnsi="Courier New" w:cs="Courier New"/>
+        </w:rPr>
+        <w:t>chandra Kumbaara</w:t>
+      </w:r>
+    </w:p>
+    <w:p>
+      <w:pPr>
+        <w:jc w:val="center"/>
+        <w:rPr>
+          <w:rFonts w:ascii="Courier New" w:hAnsi="Courier New" w:cs="Courier New"/>
+        </w:rPr>
+      </w:pPr>
+      <w:r>
+        <w:rPr>
+          <w:rFonts w:ascii="Courier New" w:hAnsi="Courier New" w:cs="Courier New"/>
+        </w:rPr>
+        <w:t>RAO</w:t>
+      </w:r>
+      <w:r>
+        <w:rPr>
+          <w:rFonts w:ascii="Courier New" w:hAnsi="Courier New" w:cs="Courier New"/>
+        </w:rPr>
+        <w:br/>
+        <w:t>That’s a long name.</w:t>
+      </w:r>
+      <w:r>
+        <w:rPr>
+          <w:rFonts w:ascii="Courier New" w:hAnsi="Courier New" w:cs="Courier New"/>
+        </w:rPr>
+        <w:br/>
+        <w:t>What did your parents call you?</w:t>
+      </w:r>
+    </w:p>
+    <w:p>
+      <w:pPr>
+        <w:jc w:val="center"/>
+        <w:rPr>
+          <w:rFonts w:ascii="Courier New" w:hAnsi="Courier New" w:cs="Courier New"/>
+        </w:rPr>
+      </w:pPr>
+      <w:r>
+        <w:rPr>
+          <w:rFonts w:ascii="Courier New" w:hAnsi="Courier New" w:cs="Courier New"/>
+        </w:rPr>
+        <w:t>THE KID</w:t>
+      </w:r>
+      <w:r>
+        <w:rPr>
+          <w:rFonts w:ascii="Courier New" w:hAnsi="Courier New" w:cs="Courier New"/>
+        </w:rPr>
+        <w:br/>
+        <w:t>Rama</w:t>
+      </w:r>
+    </w:p>
+    <w:p>
+      <w:pPr>
+        <w:jc w:val="center"/>
+        <w:rPr>
+          <w:rFonts w:ascii="Courier New" w:hAnsi="Courier New" w:cs="Courier New"/>
+        </w:rPr>
+      </w:pPr>
+      <w:r>
+        <w:rPr>
+          <w:rFonts w:ascii="Courier New" w:hAnsi="Courier New" w:cs="Courier New"/>
+        </w:rPr>
+        <w:t>RAO</w:t>
+      </w:r>
+      <w:r>
+        <w:rPr>
+          <w:rFonts w:ascii="Courier New" w:hAnsi="Courier New" w:cs="Courier New"/>
+        </w:rPr>
+        <w:br/>
+        <w:t>Now that is short!</w:t>
+      </w:r>
+      <w:r>
+        <w:rPr>
+          <w:rFonts w:ascii="Courier New" w:hAnsi="Courier New" w:cs="Courier New"/>
+        </w:rPr>
+        <w:br/>
+        <w:t xml:space="preserve">Come </w:t>
+      </w:r>
+      <w:r>
+        <w:rPr>
+          <w:rFonts w:ascii="Courier New" w:hAnsi="Courier New" w:cs="Courier New"/>
+        </w:rPr>
+        <w:t xml:space="preserve">Rama, </w:t>
+      </w:r>
+      <w:r>
+        <w:rPr>
+          <w:rFonts w:ascii="Courier New" w:hAnsi="Courier New" w:cs="Courier New"/>
+        </w:rPr>
+        <w:t>I’ll show you around</w:t>
+      </w:r>
+      <w:r>
+        <w:rPr>
+          <w:rFonts w:ascii="Courier New" w:hAnsi="Courier New" w:cs="Courier New"/>
+        </w:rPr>
+        <w:t>.</w:t>
+      </w:r>
+    </w:p>
+    <w:p>
+      <w:pPr>
+        <w:rPr>
+          <w:rFonts w:ascii="Courier New" w:hAnsi="Courier New" w:cs="Courier New"/>
+        </w:rPr>
+      </w:pPr>
+      <w:r>
+        <w:rPr>
+          <w:rFonts w:ascii="Courier New" w:hAnsi="Courier New" w:cs="Courier New"/>
+        </w:rPr>
+        <w:t xml:space="preserve">Rao shows him the Kitchen, Bathroom, </w:t>
+      </w:r>
+      <w:r>
+        <w:rPr>
+          <w:rFonts w:ascii="Courier New" w:hAnsi="Courier New" w:cs="Courier New"/>
+        </w:rPr>
+        <w:t>Room,</w:t>
+      </w:r>
+      <w:r>
+        <w:rPr>
+          <w:rFonts w:ascii="Courier New" w:hAnsi="Courier New" w:cs="Courier New"/>
+        </w:rPr>
+        <w:t xml:space="preserve"> and Storeroom.</w:t>
+      </w:r>
+    </w:p>
+    <w:p>
+      <w:pPr>
+        <w:jc w:val="center"/>
+        <w:rPr>
+          <w:rFonts w:ascii="Courier New" w:hAnsi="Courier New" w:cs="Courier New"/>
+        </w:rPr>
+      </w:pPr>
+      <w:r>
+        <w:rPr>
+          <w:rFonts w:ascii="Courier New" w:hAnsi="Courier New" w:cs="Courier New"/>
+        </w:rPr>
+        <w:t>RAO</w:t>
+      </w:r>
+      <w:r>
+        <w:rPr>
+          <w:rFonts w:ascii="Courier New" w:hAnsi="Courier New" w:cs="Courier New"/>
+        </w:rPr>
+        <w:br/>
+        <w:t>This is where Shanthamma cooks food</w:t>
+      </w:r>
+      <w:r>
+        <w:rPr>
+          <w:rFonts w:ascii="Courier New" w:hAnsi="Courier New" w:cs="Courier New"/>
+        </w:rPr>
+        <w:br/>
+        <w:t>This is where we export the food</w:t>
+      </w:r>
+      <w:r>
+        <w:rPr>
+          <w:rFonts w:ascii="Courier New" w:hAnsi="Courier New" w:cs="Courier New"/>
+        </w:rPr>
+        <w:br/>
+        <w:t>This is where we sleep</w:t>
+      </w:r>
+      <w:r>
+        <w:rPr>
+          <w:rFonts w:ascii="Courier New" w:hAnsi="Courier New" w:cs="Courier New"/>
+        </w:rPr>
+        <w:br/>
+        <w:t>This is the room where you should never go</w:t>
+      </w:r>
+    </w:p>
+    <w:p>
+      <w:pPr>
+        <w:jc w:val="center"/>
+        <w:rPr>
+          <w:rFonts w:ascii="Courier New" w:hAnsi="Courier New" w:cs="Courier New"/>
+        </w:rPr>
+      </w:pPr>
+      <w:r>
+        <w:rPr>
+          <w:rFonts w:ascii="Courier New" w:hAnsi="Courier New" w:cs="Courier New"/>
+        </w:rPr>
+        <w:t>RAMA</w:t>
+      </w:r>
+      <w:r>
+        <w:rPr>
+          <w:rFonts w:ascii="Courier New" w:hAnsi="Courier New" w:cs="Courier New"/>
+        </w:rPr>
+        <w:br/>
+        <w:t>Why?</w:t>
+      </w:r>
+    </w:p>
+    <w:p>
+      <w:pPr>
+        <w:jc w:val="center"/>
+        <w:rPr>
+          <w:rFonts w:ascii="Courier New" w:hAnsi="Courier New" w:cs="Courier New"/>
+        </w:rPr>
+      </w:pPr>
+      <w:r>
+        <w:rPr>
+          <w:rFonts w:ascii="Courier New" w:hAnsi="Courier New" w:cs="Courier New"/>
+        </w:rPr>
+        <w:t>RAO</w:t>
+      </w:r>
+      <w:r>
+        <w:rPr>
+          <w:rFonts w:ascii="Courier New" w:hAnsi="Courier New" w:cs="Courier New"/>
+        </w:rPr>
+        <w:br/>
+        <w:t>There is a demon there</w:t>
+      </w:r>
+      <w:r>
+        <w:rPr>
+          <w:rFonts w:ascii="Courier New" w:hAnsi="Courier New" w:cs="Courier New"/>
+        </w:rPr>
+        <w:t xml:space="preserve"> j</w:t>
+      </w:r>
+      <w:r>
+        <w:rPr>
+          <w:rFonts w:ascii="Courier New" w:hAnsi="Courier New" w:cs="Courier New"/>
+        </w:rPr>
+        <w:t>ust do not go in</w:t>
+      </w:r>
+      <w:r>
+        <w:rPr>
+          <w:rFonts w:ascii="Courier New" w:hAnsi="Courier New" w:cs="Courier New"/>
+        </w:rPr>
+        <w:br/>
+        <w:t>I will take you in when time comes</w:t>
+      </w:r>
+      <w:r>
+        <w:rPr>
+          <w:rFonts w:ascii="Courier New" w:hAnsi="Courier New" w:cs="Courier New"/>
+        </w:rPr>
+        <w:br/>
+        <w:t>Come let’s meet your new friends.</w:t>
+      </w:r>
+    </w:p>
+    <w:p>
+      <w:pPr>
+        <w:jc w:val="center"/>
         <w:rPr>
           <w:rFonts w:ascii="Courier New" w:hAnsi="Courier New" w:cs="Courier New"/>
         </w:rPr>
@@ -2959,504 +3536,6 @@
           <w:rFonts w:ascii="Courier New" w:hAnsi="Courier New" w:cs="Courier New"/>
         </w:rPr>
         <w:lastRenderedPageBreak/>
-        <w:t>The officer then leaves.</w:t>
-      </w:r>
-      <w:r>
-        <w:rPr>
-          <w:rFonts w:ascii="Courier New" w:hAnsi="Courier New" w:cs="Courier New"/>
-        </w:rPr>
-        <w:t xml:space="preserve"> </w:t>
-      </w:r>
-      <w:r>
-        <w:rPr>
-          <w:rFonts w:ascii="Courier New" w:hAnsi="Courier New" w:cs="Courier New"/>
-        </w:rPr>
-        <w:t>Shanthamma</w:t>
-      </w:r>
-      <w:r>
-        <w:rPr>
-          <w:rFonts w:ascii="Courier New" w:hAnsi="Courier New" w:cs="Courier New"/>
-        </w:rPr>
-        <w:t xml:space="preserve"> asks the boy standing next to her to take the boy inside and show him around.</w:t>
-      </w:r>
-    </w:p>
-    <w:p>
-      <w:pPr>
-        <w:rPr>
-          <w:rFonts w:ascii="Courier New" w:hAnsi="Courier New" w:cs="Courier New"/>
-        </w:rPr>
-      </w:pPr>
-      <w:r>
-        <w:rPr>
-          <w:rFonts w:ascii="Courier New" w:hAnsi="Courier New" w:cs="Courier New"/>
-        </w:rPr>
-        <w:t>The boy looks at the bullies and goes towards them.</w:t>
-      </w:r>
-    </w:p>
-    <w:p>
-      <w:pPr>
-        <w:jc w:val="center"/>
-        <w:rPr>
-          <w:rFonts w:ascii="Courier New" w:hAnsi="Courier New" w:cs="Courier New"/>
-        </w:rPr>
-      </w:pPr>
-      <w:r>
-        <w:rPr>
-          <w:rFonts w:ascii="Courier New" w:hAnsi="Courier New" w:cs="Courier New"/>
-        </w:rPr>
-        <w:t>THE BOY</w:t>
-      </w:r>
-      <w:r>
-        <w:rPr>
-          <w:rFonts w:ascii="Courier New" w:hAnsi="Courier New" w:cs="Courier New"/>
-        </w:rPr>
-        <w:br/>
-      </w:r>
-      <w:r>
-        <w:rPr>
-          <w:rFonts w:ascii="Courier New" w:hAnsi="Courier New" w:cs="Courier New"/>
-        </w:rPr>
-        <w:t>T</w:t>
-      </w:r>
-      <w:r>
-        <w:rPr>
-          <w:rFonts w:ascii="Courier New" w:hAnsi="Courier New" w:cs="Courier New"/>
-        </w:rPr>
-        <w:t>his boy killed Pa</w:t>
-      </w:r>
-      <w:r>
-        <w:rPr>
-          <w:rFonts w:ascii="Courier New" w:hAnsi="Courier New" w:cs="Courier New"/>
-        </w:rPr>
-        <w:t>la</w:t>
-      </w:r>
-      <w:r>
-        <w:rPr>
-          <w:rFonts w:ascii="Courier New" w:hAnsi="Courier New" w:cs="Courier New"/>
-        </w:rPr>
-        <w:t>ni</w:t>
-      </w:r>
-      <w:r>
-        <w:rPr>
-          <w:rFonts w:ascii="Courier New" w:hAnsi="Courier New" w:cs="Courier New"/>
-        </w:rPr>
-        <w:br/>
-        <w:t>unless you to want to get killed</w:t>
-      </w:r>
-      <w:r>
-        <w:rPr>
-          <w:rFonts w:ascii="Courier New" w:hAnsi="Courier New" w:cs="Courier New"/>
-        </w:rPr>
-        <w:br/>
-        <w:t>run away!</w:t>
-      </w:r>
-    </w:p>
-    <w:p>
-      <w:pPr>
-        <w:rPr>
-          <w:rFonts w:ascii="Courier New" w:hAnsi="Courier New" w:cs="Courier New"/>
-        </w:rPr>
-      </w:pPr>
-      <w:r>
-        <w:rPr>
-          <w:rFonts w:ascii="Courier New" w:hAnsi="Courier New" w:cs="Courier New"/>
-        </w:rPr>
-        <w:t>The boys run away.</w:t>
-      </w:r>
-    </w:p>
-    <w:p>
-      <w:pPr>
-        <w:jc w:val="center"/>
-        <w:rPr>
-          <w:rFonts w:ascii="Courier New" w:hAnsi="Courier New" w:cs="Courier New"/>
-        </w:rPr>
-      </w:pPr>
-      <w:r>
-        <w:rPr>
-          <w:rFonts w:ascii="Courier New" w:hAnsi="Courier New" w:cs="Courier New"/>
-        </w:rPr>
-        <w:t>THE BOY</w:t>
-      </w:r>
-      <w:r>
-        <w:rPr>
-          <w:rFonts w:ascii="Courier New" w:hAnsi="Courier New" w:cs="Courier New"/>
-        </w:rPr>
-        <w:br/>
-      </w:r>
-      <w:r>
-        <w:rPr>
-          <w:rFonts w:ascii="Courier New" w:hAnsi="Courier New" w:cs="Courier New"/>
-        </w:rPr>
-        <w:t>M</w:t>
-      </w:r>
-      <w:r>
-        <w:rPr>
-          <w:rFonts w:ascii="Courier New" w:hAnsi="Courier New" w:cs="Courier New"/>
-        </w:rPr>
-        <w:t>y name is Rao</w:t>
-      </w:r>
-      <w:r>
-        <w:rPr>
-          <w:rFonts w:ascii="Courier New" w:hAnsi="Courier New" w:cs="Courier New"/>
-        </w:rPr>
-        <w:br/>
-      </w:r>
-      <w:r>
-        <w:rPr>
-          <w:rFonts w:ascii="Courier New" w:hAnsi="Courier New" w:cs="Courier New"/>
-        </w:rPr>
-        <w:t>everyone</w:t>
-      </w:r>
-      <w:r>
-        <w:rPr>
-          <w:rFonts w:ascii="Courier New" w:hAnsi="Courier New" w:cs="Courier New"/>
-        </w:rPr>
-        <w:t xml:space="preserve"> here is between</w:t>
-      </w:r>
-      <w:r>
-        <w:rPr>
-          <w:rFonts w:ascii="Courier New" w:hAnsi="Courier New" w:cs="Courier New"/>
-        </w:rPr>
-        <w:br/>
-        <w:t>12 to 15 years of age</w:t>
-      </w:r>
-      <w:r>
-        <w:rPr>
-          <w:rFonts w:ascii="Courier New" w:hAnsi="Courier New" w:cs="Courier New"/>
-        </w:rPr>
-        <w:br/>
-        <w:t>but I am 16</w:t>
-      </w:r>
-      <w:r>
-        <w:rPr>
-          <w:rFonts w:ascii="Courier New" w:hAnsi="Courier New" w:cs="Courier New"/>
-        </w:rPr>
-        <w:t>. S</w:t>
-      </w:r>
-      <w:r>
-        <w:rPr>
-          <w:rFonts w:ascii="Courier New" w:hAnsi="Courier New" w:cs="Courier New"/>
-        </w:rPr>
-        <w:t>o</w:t>
-      </w:r>
-      <w:r>
-        <w:rPr>
-          <w:rFonts w:ascii="Courier New" w:hAnsi="Courier New" w:cs="Courier New"/>
-        </w:rPr>
-        <w:t>,</w:t>
-      </w:r>
-      <w:r>
-        <w:rPr>
-          <w:rFonts w:ascii="Courier New" w:hAnsi="Courier New" w:cs="Courier New"/>
-        </w:rPr>
-        <w:t xml:space="preserve"> everyone </w:t>
-      </w:r>
-      <w:r>
-        <w:rPr>
-          <w:rFonts w:ascii="Courier New" w:hAnsi="Courier New" w:cs="Courier New"/>
-        </w:rPr>
-        <w:t>calls</w:t>
-      </w:r>
-      <w:r>
-        <w:rPr>
-          <w:rFonts w:ascii="Courier New" w:hAnsi="Courier New" w:cs="Courier New"/>
-        </w:rPr>
-        <w:t xml:space="preserve"> me</w:t>
-      </w:r>
-      <w:r>
-        <w:rPr>
-          <w:rFonts w:ascii="Courier New" w:hAnsi="Courier New" w:cs="Courier New"/>
-        </w:rPr>
-        <w:t xml:space="preserve"> </w:t>
-      </w:r>
-      <w:r>
-        <w:rPr>
-          <w:rFonts w:ascii="Courier New" w:hAnsi="Courier New" w:cs="Courier New"/>
-        </w:rPr>
-        <w:t>anna</w:t>
-      </w:r>
-      <w:r>
-        <w:rPr>
-          <w:rFonts w:ascii="Courier New" w:hAnsi="Courier New" w:cs="Courier New"/>
-        </w:rPr>
-        <w:br/>
-        <w:t>What’s your name?</w:t>
-      </w:r>
-    </w:p>
-    <w:p>
-      <w:pPr>
-        <w:jc w:val="center"/>
-        <w:rPr>
-          <w:rFonts w:ascii="Courier New" w:hAnsi="Courier New" w:cs="Courier New"/>
-        </w:rPr>
-      </w:pPr>
-      <w:r>
-        <w:rPr>
-          <w:rFonts w:ascii="Courier New" w:hAnsi="Courier New" w:cs="Courier New"/>
-        </w:rPr>
-        <w:t>THE KID</w:t>
-      </w:r>
-      <w:r>
-        <w:rPr>
-          <w:rFonts w:ascii="Courier New" w:hAnsi="Courier New" w:cs="Courier New"/>
-        </w:rPr>
-        <w:br/>
-        <w:t>Ram</w:t>
-      </w:r>
-      <w:r>
-        <w:rPr>
-          <w:rFonts w:ascii="Courier New" w:hAnsi="Courier New" w:cs="Courier New"/>
-        </w:rPr>
-        <w:t>a</w:t>
-      </w:r>
-      <w:r>
-        <w:rPr>
-          <w:rFonts w:ascii="Courier New" w:hAnsi="Courier New" w:cs="Courier New"/>
-        </w:rPr>
-        <w:t>chandra Kumbaara</w:t>
-      </w:r>
-    </w:p>
-    <w:p>
-      <w:pPr>
-        <w:jc w:val="center"/>
-        <w:rPr>
-          <w:rFonts w:ascii="Courier New" w:hAnsi="Courier New" w:cs="Courier New"/>
-        </w:rPr>
-      </w:pPr>
-      <w:r>
-        <w:rPr>
-          <w:rFonts w:ascii="Courier New" w:hAnsi="Courier New" w:cs="Courier New"/>
-        </w:rPr>
-        <w:t>RAO</w:t>
-      </w:r>
-      <w:r>
-        <w:rPr>
-          <w:rFonts w:ascii="Courier New" w:hAnsi="Courier New" w:cs="Courier New"/>
-        </w:rPr>
-        <w:br/>
-        <w:t>That’s a long name.</w:t>
-      </w:r>
-      <w:r>
-        <w:rPr>
-          <w:rFonts w:ascii="Courier New" w:hAnsi="Courier New" w:cs="Courier New"/>
-        </w:rPr>
-        <w:br/>
-        <w:t>What did your parents call you?</w:t>
-      </w:r>
-    </w:p>
-    <w:p>
-      <w:pPr>
-        <w:jc w:val="center"/>
-        <w:rPr>
-          <w:rFonts w:ascii="Courier New" w:hAnsi="Courier New" w:cs="Courier New"/>
-        </w:rPr>
-      </w:pPr>
-      <w:r>
-        <w:rPr>
-          <w:rFonts w:ascii="Courier New" w:hAnsi="Courier New" w:cs="Courier New"/>
-        </w:rPr>
-        <w:t>THE KID</w:t>
-      </w:r>
-      <w:r>
-        <w:rPr>
-          <w:rFonts w:ascii="Courier New" w:hAnsi="Courier New" w:cs="Courier New"/>
-        </w:rPr>
-        <w:br/>
-        <w:t>Rama</w:t>
-      </w:r>
-    </w:p>
-    <w:p>
-      <w:pPr>
-        <w:jc w:val="center"/>
-        <w:rPr>
-          <w:rFonts w:ascii="Courier New" w:hAnsi="Courier New" w:cs="Courier New"/>
-        </w:rPr>
-      </w:pPr>
-      <w:r>
-        <w:rPr>
-          <w:rFonts w:ascii="Courier New" w:hAnsi="Courier New" w:cs="Courier New"/>
-        </w:rPr>
-        <w:t>RAO</w:t>
-      </w:r>
-      <w:r>
-        <w:rPr>
-          <w:rFonts w:ascii="Courier New" w:hAnsi="Courier New" w:cs="Courier New"/>
-        </w:rPr>
-        <w:br/>
-        <w:t>Now that is short!</w:t>
-      </w:r>
-      <w:r>
-        <w:rPr>
-          <w:rFonts w:ascii="Courier New" w:hAnsi="Courier New" w:cs="Courier New"/>
-        </w:rPr>
-        <w:br/>
-        <w:t xml:space="preserve">Come </w:t>
-      </w:r>
-      <w:r>
-        <w:rPr>
-          <w:rFonts w:ascii="Courier New" w:hAnsi="Courier New" w:cs="Courier New"/>
-        </w:rPr>
-        <w:t xml:space="preserve">Rama, </w:t>
-      </w:r>
-      <w:r>
-        <w:rPr>
-          <w:rFonts w:ascii="Courier New" w:hAnsi="Courier New" w:cs="Courier New"/>
-        </w:rPr>
-        <w:t>I’ll show you around</w:t>
-      </w:r>
-      <w:r>
-        <w:rPr>
-          <w:rFonts w:ascii="Courier New" w:hAnsi="Courier New" w:cs="Courier New"/>
-        </w:rPr>
-        <w:t>.</w:t>
-      </w:r>
-    </w:p>
-    <w:p>
-      <w:pPr>
-        <w:rPr>
-          <w:rFonts w:ascii="Courier New" w:hAnsi="Courier New" w:cs="Courier New"/>
-        </w:rPr>
-      </w:pPr>
-      <w:r>
-        <w:rPr>
-          <w:rFonts w:ascii="Courier New" w:hAnsi="Courier New" w:cs="Courier New"/>
-        </w:rPr>
-        <w:t xml:space="preserve">Rao shows him the Kitchen, Bathroom, </w:t>
-      </w:r>
-      <w:r>
-        <w:rPr>
-          <w:rFonts w:ascii="Courier New" w:hAnsi="Courier New" w:cs="Courier New"/>
-        </w:rPr>
-        <w:t>Room,</w:t>
-      </w:r>
-      <w:r>
-        <w:rPr>
-          <w:rFonts w:ascii="Courier New" w:hAnsi="Courier New" w:cs="Courier New"/>
-        </w:rPr>
-        <w:t xml:space="preserve"> and Storeroom.</w:t>
-      </w:r>
-    </w:p>
-    <w:p>
-      <w:pPr>
-        <w:jc w:val="center"/>
-        <w:rPr>
-          <w:rFonts w:ascii="Courier New" w:hAnsi="Courier New" w:cs="Courier New"/>
-        </w:rPr>
-      </w:pPr>
-      <w:r>
-        <w:rPr>
-          <w:rFonts w:ascii="Courier New" w:hAnsi="Courier New" w:cs="Courier New"/>
-        </w:rPr>
-        <w:t>RAO</w:t>
-      </w:r>
-      <w:r>
-        <w:rPr>
-          <w:rFonts w:ascii="Courier New" w:hAnsi="Courier New" w:cs="Courier New"/>
-        </w:rPr>
-        <w:br/>
-        <w:t>This is where Shanthamma cooks food</w:t>
-      </w:r>
-      <w:r>
-        <w:rPr>
-          <w:rFonts w:ascii="Courier New" w:hAnsi="Courier New" w:cs="Courier New"/>
-        </w:rPr>
-        <w:br/>
-        <w:t>This is where we export the food</w:t>
-      </w:r>
-      <w:r>
-        <w:rPr>
-          <w:rFonts w:ascii="Courier New" w:hAnsi="Courier New" w:cs="Courier New"/>
-        </w:rPr>
-        <w:br/>
-        <w:t>This is where we sleep</w:t>
-      </w:r>
-      <w:r>
-        <w:rPr>
-          <w:rFonts w:ascii="Courier New" w:hAnsi="Courier New" w:cs="Courier New"/>
-        </w:rPr>
-        <w:br/>
-        <w:t>This is the room where you should never go</w:t>
-      </w:r>
-    </w:p>
-    <w:p>
-      <w:pPr>
-        <w:jc w:val="center"/>
-        <w:rPr>
-          <w:rFonts w:ascii="Courier New" w:hAnsi="Courier New" w:cs="Courier New"/>
-        </w:rPr>
-      </w:pPr>
-      <w:r>
-        <w:rPr>
-          <w:rFonts w:ascii="Courier New" w:hAnsi="Courier New" w:cs="Courier New"/>
-        </w:rPr>
-        <w:t>RAMA</w:t>
-      </w:r>
-      <w:r>
-        <w:rPr>
-          <w:rFonts w:ascii="Courier New" w:hAnsi="Courier New" w:cs="Courier New"/>
-        </w:rPr>
-        <w:br/>
-        <w:t>Why?</w:t>
-      </w:r>
-    </w:p>
-    <w:p>
-      <w:pPr>
-        <w:jc w:val="center"/>
-        <w:rPr>
-          <w:rFonts w:ascii="Courier New" w:hAnsi="Courier New" w:cs="Courier New"/>
-        </w:rPr>
-      </w:pPr>
-      <w:r>
-        <w:rPr>
-          <w:rFonts w:ascii="Courier New" w:hAnsi="Courier New" w:cs="Courier New"/>
-        </w:rPr>
-        <w:t>RAO</w:t>
-      </w:r>
-      <w:r>
-        <w:rPr>
-          <w:rFonts w:ascii="Courier New" w:hAnsi="Courier New" w:cs="Courier New"/>
-        </w:rPr>
-        <w:br/>
-        <w:t>There is a demon there</w:t>
-      </w:r>
-      <w:r>
-        <w:rPr>
-          <w:rFonts w:ascii="Courier New" w:hAnsi="Courier New" w:cs="Courier New"/>
-        </w:rPr>
-        <w:t xml:space="preserve"> j</w:t>
-      </w:r>
-      <w:r>
-        <w:rPr>
-          <w:rFonts w:ascii="Courier New" w:hAnsi="Courier New" w:cs="Courier New"/>
-        </w:rPr>
-        <w:t>ust do not go in</w:t>
-      </w:r>
-      <w:r>
-        <w:rPr>
-          <w:rFonts w:ascii="Courier New" w:hAnsi="Courier New" w:cs="Courier New"/>
-        </w:rPr>
-        <w:br/>
-        <w:t>I will take you in when time comes</w:t>
-      </w:r>
-      <w:r>
-        <w:rPr>
-          <w:rFonts w:ascii="Courier New" w:hAnsi="Courier New" w:cs="Courier New"/>
-        </w:rPr>
-        <w:br/>
-        <w:t>Come let’s meet your new friends.</w:t>
-      </w:r>
-    </w:p>
-    <w:p>
-      <w:pPr>
-        <w:jc w:val="center"/>
-        <w:rPr>
-          <w:rFonts w:ascii="Courier New" w:hAnsi="Courier New" w:cs="Courier New"/>
-        </w:rPr>
-      </w:pPr>
-      <w:r>
-        <w:rPr>
-          <w:rFonts w:ascii="Courier New" w:hAnsi="Courier New" w:cs="Courier New"/>
-        </w:rPr>
         <w:t>RAMA</w:t>
       </w:r>
       <w:r>
@@ -3514,159 +3593,452 @@
           <w:szCs w:val="26"/>
           <w:u w:val="single"/>
         </w:rPr>
+        <w:t>SCENE – 4</w:t>
+      </w:r>
+    </w:p>
+    <w:p>
+      <w:pPr>
+        <w:rPr>
+          <w:rFonts w:ascii="Courier New" w:hAnsi="Courier New" w:cs="Courier New"/>
+        </w:rPr>
+      </w:pPr>
+      <w:r>
+        <w:rPr>
+          <w:rFonts w:ascii="Courier New" w:hAnsi="Courier New" w:cs="Courier New"/>
+        </w:rPr>
+        <w:t xml:space="preserve">The </w:t>
+      </w:r>
+      <w:r>
+        <w:rPr>
+          <w:rFonts w:ascii="Courier New" w:hAnsi="Courier New" w:cs="Courier New"/>
+        </w:rPr>
+        <w:t xml:space="preserve">wounded Periyavaran is </w:t>
+      </w:r>
+      <w:r>
+        <w:rPr>
+          <w:rFonts w:ascii="Courier New" w:hAnsi="Courier New" w:cs="Courier New"/>
+        </w:rPr>
+        <w:t xml:space="preserve">admitted </w:t>
+      </w:r>
+      <w:r>
+        <w:rPr>
+          <w:rFonts w:ascii="Courier New" w:hAnsi="Courier New" w:cs="Courier New"/>
+        </w:rPr>
+        <w:t>to</w:t>
+      </w:r>
+      <w:r>
+        <w:rPr>
+          <w:rFonts w:ascii="Courier New" w:hAnsi="Courier New" w:cs="Courier New"/>
+        </w:rPr>
+        <w:t xml:space="preserve"> a hospital</w:t>
+      </w:r>
+      <w:r>
+        <w:rPr>
+          <w:rFonts w:ascii="Courier New" w:hAnsi="Courier New" w:cs="Courier New"/>
+        </w:rPr>
+        <w:t>. Ravana along with Jack and 2 more goons comes to visit.</w:t>
+      </w:r>
+    </w:p>
+    <w:p>
+      <w:pPr>
+        <w:rPr>
+          <w:rFonts w:ascii="Courier New" w:hAnsi="Courier New" w:cs="Courier New"/>
+        </w:rPr>
+      </w:pPr>
+      <w:r>
+        <w:rPr>
+          <w:rFonts w:ascii="Courier New" w:hAnsi="Courier New" w:cs="Courier New"/>
+        </w:rPr>
+        <w:t xml:space="preserve">Outside </w:t>
+      </w:r>
+      <w:r>
+        <w:rPr>
+          <w:rFonts w:ascii="Courier New" w:hAnsi="Courier New" w:cs="Courier New"/>
+        </w:rPr>
+        <w:t>the room few men are standing. Ravana and Jack go inside the room to see Periyavaran.</w:t>
+      </w:r>
+    </w:p>
+    <w:p>
+      <w:pPr>
+        <w:rPr>
+          <w:rFonts w:ascii="Courier New" w:hAnsi="Courier New" w:cs="Courier New"/>
+        </w:rPr>
+      </w:pPr>
+      <w:r>
+        <w:rPr>
+          <w:rFonts w:ascii="Courier New" w:hAnsi="Courier New" w:cs="Courier New"/>
+        </w:rPr>
+        <w:t>Inside the room, the M.P. is sitting and Periyavaran is sleeping.</w:t>
+      </w:r>
+    </w:p>
+    <w:p>
+      <w:pPr>
+        <w:jc w:val="center"/>
+        <w:rPr>
+          <w:rFonts w:ascii="Courier New" w:hAnsi="Courier New" w:cs="Courier New"/>
+        </w:rPr>
+      </w:pPr>
+      <w:r>
+        <w:rPr>
+          <w:rFonts w:ascii="Courier New" w:hAnsi="Courier New" w:cs="Courier New"/>
+        </w:rPr>
+        <w:t>M.P.</w:t>
+      </w:r>
+      <w:r>
+        <w:rPr>
+          <w:rFonts w:ascii="Courier New" w:hAnsi="Courier New" w:cs="Courier New"/>
+        </w:rPr>
+        <w:br/>
+        <w:t>He said he wanted to</w:t>
+      </w:r>
+      <w:r>
+        <w:rPr>
+          <w:rFonts w:ascii="Courier New" w:hAnsi="Courier New" w:cs="Courier New"/>
+        </w:rPr>
+        <w:br/>
+        <w:t>stand for corporate elections.</w:t>
+      </w:r>
+      <w:r>
+        <w:rPr>
+          <w:rFonts w:ascii="Courier New" w:hAnsi="Courier New" w:cs="Courier New"/>
+        </w:rPr>
+        <w:br/>
+        <w:t xml:space="preserve">He cannot even stand </w:t>
+      </w:r>
+      <w:r>
+        <w:rPr>
+          <w:rFonts w:ascii="Courier New" w:hAnsi="Courier New" w:cs="Courier New"/>
+        </w:rPr>
+        <w:br/>
+        <w:t>on the ground now!</w:t>
+      </w:r>
+      <w:r>
+        <w:rPr>
+          <w:rFonts w:ascii="Courier New" w:hAnsi="Courier New" w:cs="Courier New"/>
+        </w:rPr>
+        <w:br/>
+        <w:t>Someone has shot him on the knee.</w:t>
+      </w:r>
+    </w:p>
+    <w:p>
+      <w:pPr>
+        <w:jc w:val="center"/>
+        <w:rPr>
+          <w:rFonts w:ascii="Courier New" w:hAnsi="Courier New" w:cs="Courier New"/>
+        </w:rPr>
+      </w:pPr>
+      <w:r>
+        <w:rPr>
+          <w:rFonts w:ascii="Courier New" w:hAnsi="Courier New" w:cs="Courier New"/>
+        </w:rPr>
+        <w:t>I have invested lakhs</w:t>
+      </w:r>
+      <w:r>
+        <w:rPr>
+          <w:rFonts w:ascii="Courier New" w:hAnsi="Courier New" w:cs="Courier New"/>
+        </w:rPr>
+        <w:br/>
+        <w:t xml:space="preserve">to get the </w:t>
+      </w:r>
+      <w:r>
+        <w:rPr>
+          <w:rFonts w:ascii="Courier New" w:hAnsi="Courier New" w:cs="Courier New"/>
+        </w:rPr>
+        <w:t>mall</w:t>
+      </w:r>
+      <w:r>
+        <w:rPr>
+          <w:rFonts w:ascii="Courier New" w:hAnsi="Courier New" w:cs="Courier New"/>
+        </w:rPr>
+        <w:t>.</w:t>
+      </w:r>
+      <w:r>
+        <w:rPr>
+          <w:rFonts w:ascii="Courier New" w:hAnsi="Courier New" w:cs="Courier New"/>
+        </w:rPr>
+        <w:br/>
+        <w:t>Who will lead</w:t>
+      </w:r>
+      <w:r>
+        <w:rPr>
+          <w:rFonts w:ascii="Courier New" w:hAnsi="Courier New" w:cs="Courier New"/>
+        </w:rPr>
+        <w:br/>
+        <w:t>the distribution now</w:t>
+      </w:r>
+      <w:r>
+        <w:rPr>
+          <w:rFonts w:ascii="Courier New" w:hAnsi="Courier New" w:cs="Courier New"/>
+        </w:rPr>
+        <w:t>?</w:t>
+      </w:r>
+    </w:p>
+    <w:p>
+      <w:pPr>
+        <w:jc w:val="center"/>
+        <w:rPr>
+          <w:rFonts w:ascii="Courier New" w:hAnsi="Courier New" w:cs="Courier New"/>
+        </w:rPr>
+      </w:pPr>
+      <w:r>
+        <w:rPr>
+          <w:rFonts w:ascii="Courier New" w:hAnsi="Courier New" w:cs="Courier New"/>
+        </w:rPr>
+        <w:t>JACK</w:t>
+      </w:r>
+      <w:r>
+        <w:rPr>
+          <w:rFonts w:ascii="Courier New" w:hAnsi="Courier New" w:cs="Courier New"/>
+        </w:rPr>
+        <w:br/>
+        <w:t>You do not worry about that Sir</w:t>
+      </w:r>
+      <w:r>
+        <w:rPr>
+          <w:rFonts w:ascii="Courier New" w:hAnsi="Courier New" w:cs="Courier New"/>
+        </w:rPr>
+        <w:br/>
+        <w:t>We will take care.</w:t>
+      </w:r>
+    </w:p>
+    <w:p>
+      <w:pPr>
+        <w:jc w:val="center"/>
+        <w:rPr>
+          <w:rFonts w:ascii="Courier New" w:hAnsi="Courier New" w:cs="Courier New"/>
+        </w:rPr>
+      </w:pPr>
+      <w:r>
+        <w:rPr>
+          <w:rFonts w:ascii="Courier New" w:hAnsi="Courier New" w:cs="Courier New"/>
+        </w:rPr>
+        <w:t>M.P.</w:t>
+      </w:r>
+      <w:r>
+        <w:rPr>
+          <w:rFonts w:ascii="Courier New" w:hAnsi="Courier New" w:cs="Courier New"/>
+        </w:rPr>
+        <w:br/>
+        <w:t>But who did this</w:t>
+      </w:r>
+      <w:r>
+        <w:rPr>
+          <w:rFonts w:ascii="Courier New" w:hAnsi="Courier New" w:cs="Courier New"/>
+        </w:rPr>
+        <w:t xml:space="preserve"> to him</w:t>
+      </w:r>
+      <w:r>
+        <w:rPr>
+          <w:rFonts w:ascii="Courier New" w:hAnsi="Courier New" w:cs="Courier New"/>
+        </w:rPr>
+        <w:t>?</w:t>
+      </w:r>
+    </w:p>
+    <w:p>
+      <w:pPr>
+        <w:jc w:val="center"/>
+        <w:rPr>
+          <w:rFonts w:ascii="Courier New" w:hAnsi="Courier New" w:cs="Courier New"/>
+        </w:rPr>
+      </w:pPr>
+      <w:r>
+        <w:rPr>
+          <w:rFonts w:ascii="Courier New" w:hAnsi="Courier New" w:cs="Courier New"/>
+        </w:rPr>
+        <w:t>JACK</w:t>
+      </w:r>
+      <w:r>
+        <w:rPr>
+          <w:rFonts w:ascii="Courier New" w:hAnsi="Courier New" w:cs="Courier New"/>
+        </w:rPr>
+        <w:br/>
+        <w:t>It’s Judas</w:t>
+      </w:r>
+      <w:r>
+        <w:rPr>
+          <w:rFonts w:ascii="Courier New" w:hAnsi="Courier New" w:cs="Courier New"/>
+        </w:rPr>
+        <w:br/>
+        <w:t>We will find him</w:t>
+      </w:r>
+    </w:p>
+    <w:p>
+      <w:pPr>
+        <w:rPr>
+          <w:rFonts w:ascii="Courier New" w:hAnsi="Courier New" w:cs="Courier New"/>
+        </w:rPr>
+      </w:pPr>
+      <w:r>
+        <w:rPr>
+          <w:rFonts w:ascii="Courier New" w:hAnsi="Courier New" w:cs="Courier New"/>
+        </w:rPr>
+        <w:t xml:space="preserve">M.P. gets up and walks out. Outside, he calls one of his boys to hand him a gift. He gives </w:t>
+      </w:r>
+      <w:r>
+        <w:rPr>
+          <w:rFonts w:ascii="Courier New" w:hAnsi="Courier New" w:cs="Courier New"/>
+        </w:rPr>
+        <w:t>one</w:t>
+      </w:r>
+      <w:r>
+        <w:rPr>
+          <w:rFonts w:ascii="Courier New" w:hAnsi="Courier New" w:cs="Courier New"/>
+        </w:rPr>
+        <w:t xml:space="preserve"> to Ravana</w:t>
+      </w:r>
+      <w:r>
+        <w:rPr>
+          <w:rFonts w:ascii="Courier New" w:hAnsi="Courier New" w:cs="Courier New"/>
+        </w:rPr>
+        <w:t xml:space="preserve"> and another to Jack</w:t>
+      </w:r>
+      <w:r>
+        <w:rPr>
+          <w:rFonts w:ascii="Courier New" w:hAnsi="Courier New" w:cs="Courier New"/>
+        </w:rPr>
+        <w:t>.</w:t>
+      </w:r>
+    </w:p>
+    <w:p>
+      <w:pPr>
+        <w:jc w:val="center"/>
+        <w:rPr>
+          <w:rFonts w:ascii="Courier New" w:hAnsi="Courier New" w:cs="Courier New"/>
+        </w:rPr>
+      </w:pPr>
+      <w:r>
+        <w:rPr>
+          <w:rFonts w:ascii="Courier New" w:hAnsi="Courier New" w:cs="Courier New"/>
+        </w:rPr>
+        <w:t>M.P.</w:t>
+      </w:r>
+      <w:r>
+        <w:rPr>
+          <w:rFonts w:ascii="Courier New" w:hAnsi="Courier New" w:cs="Courier New"/>
+        </w:rPr>
+        <w:br/>
+        <w:t>Happy birthday</w:t>
+      </w:r>
+      <w:r>
+        <w:rPr>
+          <w:rFonts w:ascii="Courier New" w:hAnsi="Courier New" w:cs="Courier New"/>
+        </w:rPr>
+        <w:t xml:space="preserve"> Ravana</w:t>
+      </w:r>
+      <w:r>
+        <w:rPr>
+          <w:rFonts w:ascii="Courier New" w:hAnsi="Courier New" w:cs="Courier New"/>
+        </w:rPr>
+        <w:t>!</w:t>
+      </w:r>
+      <w:r>
+        <w:rPr>
+          <w:rFonts w:ascii="Courier New" w:hAnsi="Courier New" w:cs="Courier New"/>
+        </w:rPr>
+        <w:br/>
+        <w:t>Happy birthday Jack!</w:t>
+      </w:r>
+      <w:r>
+        <w:rPr>
+          <w:rFonts w:ascii="Courier New" w:hAnsi="Courier New" w:cs="Courier New"/>
+        </w:rPr>
+        <w:br/>
+        <w:t>I have no idea how both of you</w:t>
+      </w:r>
+      <w:r>
+        <w:rPr>
+          <w:rFonts w:ascii="Courier New" w:hAnsi="Courier New" w:cs="Courier New"/>
+        </w:rPr>
+        <w:br/>
+        <w:t>were born on the same day</w:t>
+      </w:r>
+    </w:p>
+    <w:p>
+      <w:pPr>
+        <w:jc w:val="center"/>
+        <w:rPr>
+          <w:rFonts w:ascii="Courier New" w:hAnsi="Courier New" w:cs="Courier New"/>
+        </w:rPr>
+      </w:pPr>
+      <w:r>
+        <w:rPr>
+          <w:rFonts w:ascii="Courier New" w:hAnsi="Courier New" w:cs="Courier New"/>
+        </w:rPr>
+        <w:t>Things like these happen.</w:t>
+      </w:r>
+      <w:r>
+        <w:rPr>
+          <w:rFonts w:ascii="Courier New" w:hAnsi="Courier New" w:cs="Courier New"/>
+        </w:rPr>
+        <w:br/>
+        <w:t>Do not worry about all these.</w:t>
+      </w:r>
+      <w:r>
+        <w:rPr>
+          <w:rFonts w:ascii="Courier New" w:hAnsi="Courier New" w:cs="Courier New"/>
+        </w:rPr>
+        <w:br/>
+        <w:t>Give party to all your boys.</w:t>
+      </w:r>
+      <w:r>
+        <w:rPr>
+          <w:rFonts w:ascii="Courier New" w:hAnsi="Courier New" w:cs="Courier New"/>
+        </w:rPr>
+        <w:br/>
+        <w:t>It is important to keep them happy.</w:t>
+      </w:r>
+      <w:r>
+        <w:rPr>
+          <w:rFonts w:ascii="Courier New" w:hAnsi="Courier New" w:cs="Courier New"/>
+        </w:rPr>
+        <w:br/>
+      </w:r>
+      <w:r>
+        <w:rPr>
+          <w:rFonts w:ascii="Courier New" w:hAnsi="Courier New" w:cs="Courier New"/>
+        </w:rPr>
+        <w:t>Our protection depends on</w:t>
+      </w:r>
+      <w:r>
+        <w:rPr>
+          <w:rFonts w:ascii="Courier New" w:hAnsi="Courier New" w:cs="Courier New"/>
+        </w:rPr>
+        <w:br/>
+        <w:t>our boys’ happiness.</w:t>
+      </w:r>
+      <w:r>
+        <w:rPr>
+          <w:rFonts w:ascii="Courier New" w:hAnsi="Courier New" w:cs="Courier New"/>
+        </w:rPr>
+        <w:t xml:space="preserve"> </w:t>
+      </w:r>
+    </w:p>
+    <w:p>
+      <w:pPr>
+        <w:jc w:val="center"/>
+        <w:rPr>
+          <w:rFonts w:ascii="Courier New" w:hAnsi="Courier New" w:cs="Courier New"/>
+        </w:rPr>
+      </w:pPr>
+      <w:r>
+        <w:rPr>
+          <w:rFonts w:ascii="Courier New" w:hAnsi="Courier New" w:cs="Courier New"/>
+        </w:rPr>
         <w:lastRenderedPageBreak/>
-        <w:t>SCENE – 4</w:t>
-      </w:r>
-    </w:p>
-    <w:p>
-      <w:pPr>
-        <w:rPr>
-          <w:rFonts w:ascii="Courier New" w:hAnsi="Courier New" w:cs="Courier New"/>
-        </w:rPr>
-      </w:pPr>
-      <w:r>
-        <w:rPr>
-          <w:rFonts w:ascii="Courier New" w:hAnsi="Courier New" w:cs="Courier New"/>
-        </w:rPr>
-        <w:t xml:space="preserve">The </w:t>
-      </w:r>
-      <w:r>
-        <w:rPr>
-          <w:rFonts w:ascii="Courier New" w:hAnsi="Courier New" w:cs="Courier New"/>
-        </w:rPr>
-        <w:t xml:space="preserve">wounded Periyavaran is </w:t>
-      </w:r>
-      <w:r>
-        <w:rPr>
-          <w:rFonts w:ascii="Courier New" w:hAnsi="Courier New" w:cs="Courier New"/>
-        </w:rPr>
-        <w:t xml:space="preserve">admitted </w:t>
-      </w:r>
-      <w:r>
-        <w:rPr>
-          <w:rFonts w:ascii="Courier New" w:hAnsi="Courier New" w:cs="Courier New"/>
-        </w:rPr>
-        <w:t>to</w:t>
-      </w:r>
-      <w:r>
-        <w:rPr>
-          <w:rFonts w:ascii="Courier New" w:hAnsi="Courier New" w:cs="Courier New"/>
-        </w:rPr>
-        <w:t xml:space="preserve"> a hospital</w:t>
-      </w:r>
-      <w:r>
-        <w:rPr>
-          <w:rFonts w:ascii="Courier New" w:hAnsi="Courier New" w:cs="Courier New"/>
-        </w:rPr>
-        <w:t>. Ravana along with Jack and 2 more goons comes to visit.</w:t>
-      </w:r>
-    </w:p>
-    <w:p>
-      <w:pPr>
-        <w:rPr>
-          <w:rFonts w:ascii="Courier New" w:hAnsi="Courier New" w:cs="Courier New"/>
-        </w:rPr>
-      </w:pPr>
-      <w:r>
-        <w:rPr>
-          <w:rFonts w:ascii="Courier New" w:hAnsi="Courier New" w:cs="Courier New"/>
-        </w:rPr>
-        <w:t xml:space="preserve">Outside </w:t>
-      </w:r>
-      <w:r>
-        <w:rPr>
-          <w:rFonts w:ascii="Courier New" w:hAnsi="Courier New" w:cs="Courier New"/>
-        </w:rPr>
-        <w:t>the room few men are standing. Ravana and Jack go inside the room to see Periyavaran.</w:t>
-      </w:r>
-    </w:p>
-    <w:p>
-      <w:pPr>
-        <w:rPr>
-          <w:rFonts w:ascii="Courier New" w:hAnsi="Courier New" w:cs="Courier New"/>
-        </w:rPr>
-      </w:pPr>
-      <w:r>
-        <w:rPr>
-          <w:rFonts w:ascii="Courier New" w:hAnsi="Courier New" w:cs="Courier New"/>
-        </w:rPr>
-        <w:t>Inside the room, the M.P. is sitting and Periyavaran is sleeping.</w:t>
-      </w:r>
-    </w:p>
-    <w:p>
-      <w:pPr>
-        <w:jc w:val="center"/>
-        <w:rPr>
-          <w:rFonts w:ascii="Courier New" w:hAnsi="Courier New" w:cs="Courier New"/>
-        </w:rPr>
-      </w:pPr>
-      <w:r>
-        <w:rPr>
-          <w:rFonts w:ascii="Courier New" w:hAnsi="Courier New" w:cs="Courier New"/>
-        </w:rPr>
-        <w:t>M.P.</w:t>
-      </w:r>
-      <w:r>
-        <w:rPr>
-          <w:rFonts w:ascii="Courier New" w:hAnsi="Courier New" w:cs="Courier New"/>
-        </w:rPr>
-        <w:br/>
-        <w:t>He said he wanted to</w:t>
-      </w:r>
-      <w:r>
-        <w:rPr>
-          <w:rFonts w:ascii="Courier New" w:hAnsi="Courier New" w:cs="Courier New"/>
-        </w:rPr>
-        <w:br/>
-        <w:t>stand for corporate elections.</w:t>
-      </w:r>
-      <w:r>
-        <w:rPr>
-          <w:rFonts w:ascii="Courier New" w:hAnsi="Courier New" w:cs="Courier New"/>
-        </w:rPr>
-        <w:br/>
-        <w:t xml:space="preserve">He cannot even stand </w:t>
-      </w:r>
-      <w:r>
-        <w:rPr>
-          <w:rFonts w:ascii="Courier New" w:hAnsi="Courier New" w:cs="Courier New"/>
-        </w:rPr>
-        <w:br/>
-        <w:t>on the ground now!</w:t>
-      </w:r>
-      <w:r>
-        <w:rPr>
-          <w:rFonts w:ascii="Courier New" w:hAnsi="Courier New" w:cs="Courier New"/>
-        </w:rPr>
-        <w:br/>
-        <w:t>Someone has shot him on the knee.</w:t>
-      </w:r>
-    </w:p>
-    <w:p>
-      <w:pPr>
-        <w:jc w:val="center"/>
-        <w:rPr>
-          <w:rFonts w:ascii="Courier New" w:hAnsi="Courier New" w:cs="Courier New"/>
-        </w:rPr>
-      </w:pPr>
-      <w:r>
-        <w:rPr>
-          <w:rFonts w:ascii="Courier New" w:hAnsi="Courier New" w:cs="Courier New"/>
-        </w:rPr>
-        <w:t>I have invested lakhs</w:t>
-      </w:r>
-      <w:r>
-        <w:rPr>
-          <w:rFonts w:ascii="Courier New" w:hAnsi="Courier New" w:cs="Courier New"/>
-        </w:rPr>
-        <w:br/>
-        <w:t xml:space="preserve">to get the </w:t>
-      </w:r>
-      <w:r>
-        <w:rPr>
-          <w:rFonts w:ascii="Courier New" w:hAnsi="Courier New" w:cs="Courier New"/>
-        </w:rPr>
-        <w:t>mall</w:t>
+        <w:t>Find Judas as soon as possible</w:t>
+      </w:r>
+      <w:r>
+        <w:rPr>
+          <w:rFonts w:ascii="Courier New" w:hAnsi="Courier New" w:cs="Courier New"/>
+        </w:rPr>
+        <w:br/>
+        <w:t xml:space="preserve">before he kills </w:t>
+      </w:r>
+      <w:r>
+        <w:rPr>
+          <w:rFonts w:ascii="Courier New" w:hAnsi="Courier New" w:cs="Courier New"/>
+        </w:rPr>
+        <w:t>him</w:t>
       </w:r>
       <w:r>
         <w:rPr>
@@ -3674,311 +4046,17 @@
         </w:rPr>
         <w:t>.</w:t>
       </w:r>
-      <w:r>
-        <w:rPr>
-          <w:rFonts w:ascii="Courier New" w:hAnsi="Courier New" w:cs="Courier New"/>
-        </w:rPr>
-        <w:br/>
-        <w:t>Who will lead</w:t>
-      </w:r>
-      <w:r>
-        <w:rPr>
-          <w:rFonts w:ascii="Courier New" w:hAnsi="Courier New" w:cs="Courier New"/>
-        </w:rPr>
-        <w:br/>
-        <w:t>the distribution now</w:t>
-      </w:r>
-      <w:r>
-        <w:rPr>
-          <w:rFonts w:ascii="Courier New" w:hAnsi="Courier New" w:cs="Courier New"/>
-        </w:rPr>
-        <w:t>?</w:t>
-      </w:r>
-    </w:p>
-    <w:p>
-      <w:pPr>
-        <w:jc w:val="center"/>
-        <w:rPr>
-          <w:rFonts w:ascii="Courier New" w:hAnsi="Courier New" w:cs="Courier New"/>
-        </w:rPr>
-      </w:pPr>
-      <w:r>
-        <w:rPr>
-          <w:rFonts w:ascii="Courier New" w:hAnsi="Courier New" w:cs="Courier New"/>
-        </w:rPr>
-        <w:t>JACK</w:t>
-      </w:r>
-      <w:r>
-        <w:rPr>
-          <w:rFonts w:ascii="Courier New" w:hAnsi="Courier New" w:cs="Courier New"/>
-        </w:rPr>
-        <w:br/>
-        <w:t>You do not worry about that Sir</w:t>
-      </w:r>
-      <w:r>
-        <w:rPr>
-          <w:rFonts w:ascii="Courier New" w:hAnsi="Courier New" w:cs="Courier New"/>
-        </w:rPr>
-        <w:br/>
-        <w:t>We will take care.</w:t>
-      </w:r>
-    </w:p>
-    <w:p>
-      <w:pPr>
-        <w:jc w:val="center"/>
-        <w:rPr>
-          <w:rFonts w:ascii="Courier New" w:hAnsi="Courier New" w:cs="Courier New"/>
-        </w:rPr>
-      </w:pPr>
-      <w:r>
-        <w:rPr>
-          <w:rFonts w:ascii="Courier New" w:hAnsi="Courier New" w:cs="Courier New"/>
-        </w:rPr>
-        <w:t>M.P.</w:t>
-      </w:r>
-      <w:r>
-        <w:rPr>
-          <w:rFonts w:ascii="Courier New" w:hAnsi="Courier New" w:cs="Courier New"/>
-        </w:rPr>
-        <w:br/>
-        <w:t>But who did this</w:t>
-      </w:r>
-      <w:r>
-        <w:rPr>
-          <w:rFonts w:ascii="Courier New" w:hAnsi="Courier New" w:cs="Courier New"/>
-        </w:rPr>
-        <w:t xml:space="preserve"> to him</w:t>
-      </w:r>
-      <w:r>
-        <w:rPr>
-          <w:rFonts w:ascii="Courier New" w:hAnsi="Courier New" w:cs="Courier New"/>
-        </w:rPr>
-        <w:t>?</w:t>
-      </w:r>
-    </w:p>
-    <w:p>
-      <w:pPr>
-        <w:jc w:val="center"/>
-        <w:rPr>
-          <w:rFonts w:ascii="Courier New" w:hAnsi="Courier New" w:cs="Courier New"/>
-        </w:rPr>
-      </w:pPr>
-      <w:r>
-        <w:rPr>
-          <w:rFonts w:ascii="Courier New" w:hAnsi="Courier New" w:cs="Courier New"/>
-        </w:rPr>
-        <w:t>JACK</w:t>
-      </w:r>
-      <w:r>
-        <w:rPr>
-          <w:rFonts w:ascii="Courier New" w:hAnsi="Courier New" w:cs="Courier New"/>
-        </w:rPr>
-        <w:br/>
-        <w:t>It’s Judas</w:t>
-      </w:r>
-      <w:r>
-        <w:rPr>
-          <w:rFonts w:ascii="Courier New" w:hAnsi="Courier New" w:cs="Courier New"/>
-        </w:rPr>
-        <w:br/>
-        <w:t>We will find him</w:t>
-      </w:r>
-    </w:p>
-    <w:p>
-      <w:pPr>
-        <w:rPr>
-          <w:rFonts w:ascii="Courier New" w:hAnsi="Courier New" w:cs="Courier New"/>
-        </w:rPr>
-      </w:pPr>
-      <w:r>
-        <w:rPr>
-          <w:rFonts w:ascii="Courier New" w:hAnsi="Courier New" w:cs="Courier New"/>
-        </w:rPr>
-        <w:t xml:space="preserve">M.P. gets up and walks out. Outside, he calls one of his boys to hand him a gift. He gives </w:t>
-      </w:r>
-      <w:r>
-        <w:rPr>
-          <w:rFonts w:ascii="Courier New" w:hAnsi="Courier New" w:cs="Courier New"/>
-        </w:rPr>
-        <w:t>one</w:t>
-      </w:r>
-      <w:r>
-        <w:rPr>
-          <w:rFonts w:ascii="Courier New" w:hAnsi="Courier New" w:cs="Courier New"/>
-        </w:rPr>
-        <w:t xml:space="preserve"> to Ravana</w:t>
-      </w:r>
-      <w:r>
-        <w:rPr>
-          <w:rFonts w:ascii="Courier New" w:hAnsi="Courier New" w:cs="Courier New"/>
-        </w:rPr>
-        <w:t xml:space="preserve"> and another to Jack</w:t>
-      </w:r>
-      <w:r>
-        <w:rPr>
-          <w:rFonts w:ascii="Courier New" w:hAnsi="Courier New" w:cs="Courier New"/>
-        </w:rPr>
-        <w:t>.</w:t>
-      </w:r>
-    </w:p>
-    <w:p>
-      <w:pPr>
-        <w:jc w:val="center"/>
-        <w:rPr>
-          <w:rFonts w:ascii="Courier New" w:hAnsi="Courier New" w:cs="Courier New"/>
-        </w:rPr>
-      </w:pPr>
-      <w:r>
-        <w:rPr>
-          <w:rFonts w:ascii="Courier New" w:hAnsi="Courier New" w:cs="Courier New"/>
-        </w:rPr>
-        <w:t>M.P.</w:t>
-      </w:r>
-      <w:r>
-        <w:rPr>
-          <w:rFonts w:ascii="Courier New" w:hAnsi="Courier New" w:cs="Courier New"/>
-        </w:rPr>
-        <w:br/>
-        <w:t>Happy birthday</w:t>
-      </w:r>
-      <w:r>
-        <w:rPr>
-          <w:rFonts w:ascii="Courier New" w:hAnsi="Courier New" w:cs="Courier New"/>
-        </w:rPr>
-        <w:t xml:space="preserve"> Ravana</w:t>
-      </w:r>
-      <w:r>
-        <w:rPr>
-          <w:rFonts w:ascii="Courier New" w:hAnsi="Courier New" w:cs="Courier New"/>
-        </w:rPr>
-        <w:t>!</w:t>
-      </w:r>
-      <w:r>
-        <w:rPr>
-          <w:rFonts w:ascii="Courier New" w:hAnsi="Courier New" w:cs="Courier New"/>
-        </w:rPr>
-        <w:br/>
-        <w:t>Happy birthday Jack!</w:t>
-      </w:r>
-      <w:r>
-        <w:rPr>
-          <w:rFonts w:ascii="Courier New" w:hAnsi="Courier New" w:cs="Courier New"/>
-        </w:rPr>
-        <w:br/>
-        <w:t>I have no idea how both of you</w:t>
-      </w:r>
-      <w:r>
-        <w:rPr>
-          <w:rFonts w:ascii="Courier New" w:hAnsi="Courier New" w:cs="Courier New"/>
-        </w:rPr>
-        <w:br/>
-        <w:t>were born on the same day</w:t>
-      </w:r>
-    </w:p>
-    <w:p>
-      <w:pPr>
-        <w:jc w:val="center"/>
-        <w:rPr>
-          <w:rFonts w:ascii="Courier New" w:hAnsi="Courier New" w:cs="Courier New"/>
-        </w:rPr>
-      </w:pPr>
-      <w:r>
-        <w:rPr>
-          <w:rFonts w:ascii="Courier New" w:hAnsi="Courier New" w:cs="Courier New"/>
-        </w:rPr>
-        <w:t>Things like these happen.</w:t>
-      </w:r>
-      <w:r>
-        <w:rPr>
-          <w:rFonts w:ascii="Courier New" w:hAnsi="Courier New" w:cs="Courier New"/>
-        </w:rPr>
-        <w:br/>
-        <w:t>Do not worry about all these.</w:t>
-      </w:r>
-      <w:r>
-        <w:rPr>
-          <w:rFonts w:ascii="Courier New" w:hAnsi="Courier New" w:cs="Courier New"/>
-        </w:rPr>
-        <w:br/>
-        <w:t>Give party to all your boys.</w:t>
-      </w:r>
-      <w:r>
-        <w:rPr>
-          <w:rFonts w:ascii="Courier New" w:hAnsi="Courier New" w:cs="Courier New"/>
-        </w:rPr>
-        <w:br/>
-        <w:t>It is important to keep them happy.</w:t>
-      </w:r>
-      <w:r>
-        <w:rPr>
-          <w:rFonts w:ascii="Courier New" w:hAnsi="Courier New" w:cs="Courier New"/>
-        </w:rPr>
-        <w:br/>
-      </w:r>
-      <w:r>
-        <w:rPr>
-          <w:rFonts w:ascii="Courier New" w:hAnsi="Courier New" w:cs="Courier New"/>
-        </w:rPr>
-        <w:t>Our protection depends on</w:t>
-      </w:r>
-      <w:r>
-        <w:rPr>
-          <w:rFonts w:ascii="Courier New" w:hAnsi="Courier New" w:cs="Courier New"/>
-        </w:rPr>
-        <w:br/>
-        <w:t>our boys’ happiness.</w:t>
-      </w:r>
-      <w:r>
-        <w:rPr>
-          <w:rFonts w:ascii="Courier New" w:hAnsi="Courier New" w:cs="Courier New"/>
-        </w:rPr>
-        <w:t xml:space="preserve"> </w:t>
-      </w:r>
-    </w:p>
-    <w:p>
-      <w:pPr>
-        <w:jc w:val="center"/>
-        <w:rPr>
-          <w:rFonts w:ascii="Courier New" w:hAnsi="Courier New" w:cs="Courier New"/>
-        </w:rPr>
-      </w:pPr>
-      <w:r>
-        <w:rPr>
-          <w:rFonts w:ascii="Courier New" w:hAnsi="Courier New" w:cs="Courier New"/>
-        </w:rPr>
-        <w:t>Find Judas as soon as possible</w:t>
-      </w:r>
-      <w:r>
-        <w:rPr>
-          <w:rFonts w:ascii="Courier New" w:hAnsi="Courier New" w:cs="Courier New"/>
-        </w:rPr>
-        <w:br/>
-        <w:t xml:space="preserve">before he kills </w:t>
-      </w:r>
-      <w:r>
-        <w:rPr>
-          <w:rFonts w:ascii="Courier New" w:hAnsi="Courier New" w:cs="Courier New"/>
-        </w:rPr>
-        <w:t>him</w:t>
-      </w:r>
-      <w:r>
-        <w:rPr>
-          <w:rFonts w:ascii="Courier New" w:hAnsi="Courier New" w:cs="Courier New"/>
-        </w:rPr>
-        <w:t>.</w:t>
-      </w:r>
-    </w:p>
-    <w:p>
-      <w:pPr>
-        <w:rPr>
-          <w:rFonts w:ascii="Courier New" w:hAnsi="Courier New" w:cs="Courier New"/>
-        </w:rPr>
-      </w:pPr>
-      <w:r>
-        <w:rPr>
-          <w:rFonts w:ascii="Courier New" w:hAnsi="Courier New" w:cs="Courier New"/>
-        </w:rPr>
-        <w:lastRenderedPageBreak/>
+    </w:p>
+    <w:p>
+      <w:pPr>
+        <w:rPr>
+          <w:rFonts w:ascii="Courier New" w:hAnsi="Courier New" w:cs="Courier New"/>
+        </w:rPr>
+      </w:pPr>
+      <w:r>
+        <w:rPr>
+          <w:rFonts w:ascii="Courier New" w:hAnsi="Courier New" w:cs="Courier New"/>
+        </w:rPr>
         <w:t>M.P. starts to walk and a peon walks past him (Camera follows the Peon).</w:t>
       </w:r>
       <w:r>
@@ -4252,7 +4330,19 @@
         <w:rPr>
           <w:rFonts w:ascii="Courier New" w:hAnsi="Courier New" w:cs="Courier New"/>
         </w:rPr>
-        <w:t>night.</w:t>
+        <w:t>night</w:t>
+      </w:r>
+      <w:r>
+        <w:rPr>
+          <w:rFonts w:ascii="Courier New" w:hAnsi="Courier New" w:cs="Courier New"/>
+        </w:rPr>
+        <w:t xml:space="preserve"> or tomorrow or a week from now</w:t>
+      </w:r>
+      <w:r>
+        <w:rPr>
+          <w:rFonts w:ascii="Courier New" w:hAnsi="Courier New" w:cs="Courier New"/>
+        </w:rPr>
+        <w:t>.</w:t>
       </w:r>
     </w:p>
     <w:p>
@@ -4273,6 +4363,55 @@
           <w:rFonts w:ascii="Courier New" w:hAnsi="Courier New" w:cs="Courier New"/>
         </w:rPr>
         <w:br/>
+        <w:t>Let me know when he wakes up</w:t>
+      </w:r>
+    </w:p>
+    <w:p>
+      <w:pPr>
+        <w:jc w:val="center"/>
+        <w:rPr>
+          <w:rFonts w:ascii="Courier New" w:hAnsi="Courier New" w:cs="Courier New"/>
+        </w:rPr>
+      </w:pPr>
+      <w:r>
+        <w:rPr>
+          <w:rFonts w:ascii="Courier New" w:hAnsi="Courier New" w:cs="Courier New"/>
+        </w:rPr>
+        <w:t>PEON</w:t>
+      </w:r>
+      <w:r>
+        <w:rPr>
+          <w:rFonts w:ascii="Courier New" w:hAnsi="Courier New" w:cs="Courier New"/>
+        </w:rPr>
+        <w:br/>
+        <w:t>Boss! I cannot meet you here</w:t>
+      </w:r>
+      <w:r>
+        <w:rPr>
+          <w:rFonts w:ascii="Courier New" w:hAnsi="Courier New" w:cs="Courier New"/>
+        </w:rPr>
+        <w:br/>
+        <w:t>everyday</w:t>
+      </w:r>
+    </w:p>
+    <w:p>
+      <w:pPr>
+        <w:jc w:val="center"/>
+        <w:rPr>
+          <w:rFonts w:ascii="Courier New" w:hAnsi="Courier New" w:cs="Courier New"/>
+        </w:rPr>
+      </w:pPr>
+      <w:r>
+        <w:rPr>
+          <w:rFonts w:ascii="Courier New" w:hAnsi="Courier New" w:cs="Courier New"/>
+        </w:rPr>
+        <w:t>JUDAS</w:t>
+      </w:r>
+      <w:r>
+        <w:rPr>
+          <w:rFonts w:ascii="Courier New" w:hAnsi="Courier New" w:cs="Courier New"/>
+        </w:rPr>
+        <w:br/>
         <w:t>When he wakes up</w:t>
       </w:r>
       <w:r>
@@ -4347,48 +4486,6 @@
         </w:rPr>
         <w:t>Judas is starring at the hospital building.</w:t>
       </w:r>
-    </w:p>
-    <w:p>
-      <w:pPr>
-        <w:rPr>
-          <w:rFonts w:ascii="Courier New" w:hAnsi="Courier New" w:cs="Courier New"/>
-        </w:rPr>
-      </w:pPr>
-    </w:p>
-    <w:p>
-      <w:pPr>
-        <w:rPr>
-          <w:rFonts w:ascii="Courier New" w:hAnsi="Courier New" w:cs="Courier New"/>
-        </w:rPr>
-      </w:pPr>
-    </w:p>
-    <w:p>
-      <w:pPr>
-        <w:rPr>
-          <w:rFonts w:ascii="Courier New" w:hAnsi="Courier New" w:cs="Courier New"/>
-        </w:rPr>
-      </w:pPr>
-    </w:p>
-    <w:p>
-      <w:pPr>
-        <w:rPr>
-          <w:rFonts w:ascii="Courier New" w:hAnsi="Courier New" w:cs="Courier New"/>
-        </w:rPr>
-      </w:pPr>
-    </w:p>
-    <w:p>
-      <w:pPr>
-        <w:rPr>
-          <w:rFonts w:ascii="Courier New" w:hAnsi="Courier New" w:cs="Courier New"/>
-        </w:rPr>
-      </w:pPr>
-    </w:p>
-    <w:p>
-      <w:pPr>
-        <w:rPr>
-          <w:rFonts w:ascii="Courier New" w:hAnsi="Courier New" w:cs="Courier New"/>
-        </w:rPr>
-      </w:pPr>
     </w:p>
     <w:p>
       <w:pPr>
@@ -5173,13 +5270,20 @@
       <w:pPr>
         <w:rPr>
           <w:rFonts w:ascii="Courier New" w:hAnsi="Courier New" w:cs="Courier New"/>
+        </w:rPr>
+      </w:pPr>
+      <w:r>
+        <w:rPr>
+          <w:rFonts w:ascii="Courier New" w:hAnsi="Courier New" w:cs="Courier New"/>
           <w:b/>
           <w:bCs/>
           <w:sz w:val="26"/>
           <w:szCs w:val="26"/>
           <w:u w:val="single"/>
         </w:rPr>
-      </w:pPr>
+        <w:lastRenderedPageBreak/>
+        <w:t xml:space="preserve">SCENE – </w:t>
+      </w:r>
       <w:r>
         <w:rPr>
           <w:rFonts w:ascii="Courier New" w:hAnsi="Courier New" w:cs="Courier New"/>
@@ -5189,10 +5293,11 @@
           <w:szCs w:val="26"/>
           <w:u w:val="single"/>
         </w:rPr>
-        <w:lastRenderedPageBreak/>
-        <w:t xml:space="preserve">SCENE – </w:t>
-      </w:r>
-      <w:r>
+        <w:t>8</w:t>
+      </w:r>
+    </w:p>
+    <w:p>
+      <w:pPr>
         <w:rPr>
           <w:rFonts w:ascii="Courier New" w:hAnsi="Courier New" w:cs="Courier New"/>
           <w:b/>
@@ -5201,19 +5306,6 @@
           <w:szCs w:val="26"/>
           <w:u w:val="single"/>
         </w:rPr>
-        <w:t>8</w:t>
-      </w:r>
-    </w:p>
-    <w:p>
-      <w:pPr>
-        <w:rPr>
-          <w:rFonts w:ascii="Courier New" w:hAnsi="Courier New" w:cs="Courier New"/>
-          <w:b/>
-          <w:bCs/>
-          <w:sz w:val="26"/>
-          <w:szCs w:val="26"/>
-          <w:u w:val="single"/>
-        </w:rPr>
       </w:pPr>
       <w:r>
         <w:rPr>
@@ -5320,6 +5412,7 @@
           <w:rFonts w:ascii="Courier New" w:hAnsi="Courier New" w:cs="Courier New"/>
         </w:rPr>
       </w:pPr>
+      <w:bookmarkStart w:id="1" w:name="_Hlk121933949"/>
       <w:r>
         <w:rPr>
           <w:rFonts w:ascii="Courier New" w:hAnsi="Courier New" w:cs="Courier New"/>
@@ -5351,6 +5444,7 @@
         <w:t xml:space="preserve">and the guy gets startled. This creates a laughter. </w:t>
       </w:r>
     </w:p>
+    <w:bookmarkEnd w:id="1"/>
     <w:p>
       <w:pPr>
         <w:rPr>
@@ -5398,13 +5492,13 @@
         <w:rPr>
           <w:rFonts w:ascii="Courier New" w:hAnsi="Courier New" w:cs="Courier New"/>
         </w:rPr>
-        <w:t>Judas is watching this from far using a binocular</w:t>
-      </w:r>
-      <w:r>
-        <w:rPr>
-          <w:rFonts w:ascii="Courier New" w:hAnsi="Courier New" w:cs="Courier New"/>
-        </w:rPr>
-        <w:t xml:space="preserve"> and eating peanuts.</w:t>
+        <w:t xml:space="preserve">Judas is </w:t>
+      </w:r>
+      <w:r>
+        <w:rPr>
+          <w:rFonts w:ascii="Courier New" w:hAnsi="Courier New" w:cs="Courier New"/>
+        </w:rPr>
+        <w:t>standing in front of Ravana’s house eating peanuts.</w:t>
       </w:r>
     </w:p>
     <w:p>
@@ -5432,7 +5526,7 @@
           <w:rFonts w:ascii="Courier New" w:hAnsi="Courier New" w:cs="Courier New"/>
         </w:rPr>
         <w:br/>
-        <w:t>I feel like James Bond</w:t>
+        <w:t>Birthday for those bastards</w:t>
       </w:r>
     </w:p>
     <w:p>
